--- a/Aides/Documents/Documentation Technique(1).docx
+++ b/Aides/Documents/Documentation Technique(1).docx
@@ -124,7 +124,6 @@
       <w:r>
         <w:t xml:space="preserve"> et se trouve dans un fichier </w:t>
       </w:r>
-      <w:proofErr w:type="gramStart"/>
       <w:r>
         <w:rPr>
           <w:rFonts w:ascii="Consolas" w:hAnsi="Consolas"/>
@@ -135,14 +134,7 @@
         <w:rPr>
           <w:rFonts w:ascii="Consolas" w:hAnsi="Consolas"/>
         </w:rPr>
-        <w:t xml:space="preserve"> .</w:t>
-      </w:r>
-      <w:proofErr w:type="gramEnd"/>
-      <w:r>
-        <w:rPr>
-          <w:rFonts w:ascii="Consolas" w:hAnsi="Consolas"/>
-        </w:rPr>
-        <w:t xml:space="preserve"> </w:t>
+        <w:t xml:space="preserve"> . </w:t>
       </w:r>
     </w:p>
     <w:p>
@@ -823,6 +815,9 @@
     <w:p/>
     <w:p>
       <w:r>
+        <w:rPr>
+          <w:noProof/>
+        </w:rPr>
         <w:drawing>
           <wp:inline distT="0" distB="0" distL="0" distR="0" wp14:anchorId="3E0AB3A3" wp14:editId="785949C9">
             <wp:extent cx="3355888" cy="6863715"/>
@@ -896,8 +891,11 @@
     </w:p>
     <w:p>
       <w:r>
+        <w:rPr>
+          <w:noProof/>
+        </w:rPr>
         <w:drawing>
-          <wp:inline distT="0" distB="0" distL="0" distR="0" wp14:anchorId="2536718D" wp14:editId="74478F81">
+          <wp:inline distT="0" distB="0" distL="0" distR="0" wp14:anchorId="2536718D" wp14:editId="45CBE645">
             <wp:extent cx="3605052" cy="7311390"/>
             <wp:effectExtent l="0" t="0" r="0" b="3810"/>
             <wp:docPr id="1580423978" name="Image 4"/>
@@ -962,8 +960,11 @@
     </w:p>
     <w:p>
       <w:r>
+        <w:rPr>
+          <w:noProof/>
+        </w:rPr>
         <w:drawing>
-          <wp:inline distT="0" distB="0" distL="0" distR="0" wp14:anchorId="6F16F49F" wp14:editId="51EFB6E0">
+          <wp:inline distT="0" distB="0" distL="0" distR="0" wp14:anchorId="6F16F49F" wp14:editId="1A4435AD">
             <wp:extent cx="3393592" cy="6838950"/>
             <wp:effectExtent l="0" t="0" r="0" b="0"/>
             <wp:docPr id="1213528569" name="Image 6"/>
@@ -1041,9 +1042,12 @@
     </w:p>
     <w:p>
       <w:r>
+        <w:rPr>
+          <w:noProof/>
+        </w:rPr>
         <w:lastRenderedPageBreak/>
         <w:drawing>
-          <wp:inline distT="0" distB="0" distL="0" distR="0" wp14:anchorId="59C7589E" wp14:editId="6F4C01D8">
+          <wp:inline distT="0" distB="0" distL="0" distR="0" wp14:anchorId="59C7589E" wp14:editId="59227736">
             <wp:extent cx="3538327" cy="7153275"/>
             <wp:effectExtent l="0" t="0" r="5080" b="0"/>
             <wp:docPr id="340219067" name="Image 8"/>
@@ -1116,6 +1120,9 @@
     </w:p>
     <w:p>
       <w:r>
+        <w:rPr>
+          <w:noProof/>
+        </w:rPr>
         <w:lastRenderedPageBreak/>
         <w:drawing>
           <wp:inline distT="0" distB="0" distL="0" distR="0" wp14:anchorId="29854ABE" wp14:editId="241C5DED">
@@ -1181,6 +1188,9 @@
     </w:p>
     <w:p>
       <w:r>
+        <w:rPr>
+          <w:noProof/>
+        </w:rPr>
         <w:lastRenderedPageBreak/>
         <w:drawing>
           <wp:inline distT="0" distB="0" distL="0" distR="0" wp14:anchorId="77AD9466" wp14:editId="44F91EB8">
@@ -1240,12 +1250,15 @@
     </w:p>
     <w:p>
       <w:r>
+        <w:rPr>
+          <w:noProof/>
+        </w:rPr>
         <w:lastRenderedPageBreak/>
         <w:drawing>
-          <wp:inline distT="0" distB="0" distL="0" distR="0" wp14:anchorId="4FC1637C" wp14:editId="26C3EA1D">
-            <wp:extent cx="2758357" cy="5600700"/>
-            <wp:effectExtent l="0" t="0" r="4445" b="0"/>
-            <wp:docPr id="948509061" name="Image 14"/>
+          <wp:inline distT="0" distB="0" distL="0" distR="0" wp14:anchorId="6F3B94A0" wp14:editId="0F0BF77F">
+            <wp:extent cx="2680244" cy="5529580"/>
+            <wp:effectExtent l="0" t="0" r="6350" b="0"/>
+            <wp:docPr id="1288727239" name="Image 6"/>
             <wp:cNvGraphicFramePr>
               <a:graphicFrameLocks xmlns:a="http://schemas.openxmlformats.org/drawingml/2006/main" noChangeAspect="1"/>
             </wp:cNvGraphicFramePr>
@@ -1253,13 +1266,13 @@
               <a:graphicData uri="http://schemas.openxmlformats.org/drawingml/2006/picture">
                 <pic:pic xmlns:pic="http://schemas.openxmlformats.org/drawingml/2006/picture">
                   <pic:nvPicPr>
-                    <pic:cNvPr id="0" name="Picture 51"/>
+                    <pic:cNvPr id="0" name="Picture 13"/>
                     <pic:cNvPicPr>
                       <a:picLocks noChangeAspect="1" noChangeArrowheads="1"/>
                     </pic:cNvPicPr>
                   </pic:nvPicPr>
                   <pic:blipFill>
-                    <a:blip r:embed="rId18" cstate="print">
+                    <a:blip r:embed="rId19" cstate="print">
                       <a:extLst>
                         <a:ext uri="{28A0092B-C50C-407E-A947-70E740481C1C}">
                           <a14:useLocalDpi xmlns:a14="http://schemas.microsoft.com/office/drawing/2010/main" val="0"/>
@@ -1274,7 +1287,7 @@
                   <pic:spPr bwMode="auto">
                     <a:xfrm>
                       <a:off x="0" y="0"/>
-                      <a:ext cx="2761007" cy="5606080"/>
+                      <a:ext cx="2683249" cy="5535779"/>
                     </a:xfrm>
                     <a:prstGeom prst="rect">
                       <a:avLst/>
@@ -1362,7 +1375,7 @@
                     </pic:cNvPicPr>
                   </pic:nvPicPr>
                   <pic:blipFill>
-                    <a:blip r:embed="rId19" cstate="print">
+                    <a:blip r:embed="rId20" cstate="print">
                       <a:extLst>
                         <a:ext uri="{28A0092B-C50C-407E-A947-70E740481C1C}">
                           <a14:useLocalDpi xmlns:a14="http://schemas.microsoft.com/office/drawing/2010/main" val="0"/>
@@ -1427,6 +1440,9 @@
     </w:p>
     <w:p>
       <w:r>
+        <w:rPr>
+          <w:noProof/>
+        </w:rPr>
         <w:lastRenderedPageBreak/>
         <w:drawing>
           <wp:inline distT="0" distB="0" distL="0" distR="0" wp14:anchorId="1CBE6B39" wp14:editId="0A0A798A">
@@ -1446,7 +1462,7 @@
                     </pic:cNvPicPr>
                   </pic:nvPicPr>
                   <pic:blipFill>
-                    <a:blip r:embed="rId20" cstate="print">
+                    <a:blip r:embed="rId21" cstate="print">
                       <a:extLst>
                         <a:ext uri="{28A0092B-C50C-407E-A947-70E740481C1C}">
                           <a14:useLocalDpi xmlns:a14="http://schemas.microsoft.com/office/drawing/2010/main" val="0"/>
@@ -1564,7 +1580,7 @@
                     </pic:cNvPicPr>
                   </pic:nvPicPr>
                   <pic:blipFill>
-                    <a:blip r:embed="rId21" cstate="print">
+                    <a:blip r:embed="rId22" cstate="print">
                       <a:extLst>
                         <a:ext uri="{28A0092B-C50C-407E-A947-70E740481C1C}">
                           <a14:useLocalDpi xmlns:a14="http://schemas.microsoft.com/office/drawing/2010/main" val="0"/>
@@ -1603,15 +1619,7 @@
     </w:p>
     <w:p>
       <w:r>
-        <w:t>(</w:t>
-      </w:r>
-      <w:proofErr w:type="gramStart"/>
-      <w:r>
-        <w:t>capture</w:t>
-      </w:r>
-      <w:proofErr w:type="gramEnd"/>
-      <w:r>
-        <w:t>)</w:t>
+        <w:t>(capture)</w:t>
       </w:r>
     </w:p>
     <w:p/>
@@ -1625,6 +1633,9 @@
     </w:p>
     <w:p>
       <w:r>
+        <w:rPr>
+          <w:noProof/>
+        </w:rPr>
         <w:lastRenderedPageBreak/>
         <w:drawing>
           <wp:inline distT="0" distB="0" distL="0" distR="0" wp14:anchorId="123B6695" wp14:editId="762FD58D">
@@ -1644,7 +1655,7 @@
                     </pic:cNvPicPr>
                   </pic:nvPicPr>
                   <pic:blipFill>
-                    <a:blip r:embed="rId22" cstate="print">
+                    <a:blip r:embed="rId23" cstate="print">
                       <a:extLst>
                         <a:ext uri="{28A0092B-C50C-407E-A947-70E740481C1C}">
                           <a14:useLocalDpi xmlns:a14="http://schemas.microsoft.com/office/drawing/2010/main" val="0"/>
@@ -1678,31 +1689,20 @@
     </w:p>
     <w:p>
       <w:r>
-        <w:t xml:space="preserve">En choisissant « Consultation des séjours </w:t>
-      </w:r>
-      <w:r>
-        <w:t>à venir</w:t>
-      </w:r>
-      <w:r>
-        <w:t xml:space="preserve"> », on peut accéder aux séjours </w:t>
-      </w:r>
-      <w:r>
-        <w:t xml:space="preserve">qui viendront dans le </w:t>
-      </w:r>
-      <w:proofErr w:type="gramStart"/>
-      <w:r>
-        <w:t xml:space="preserve">futur, </w:t>
-      </w:r>
-      <w:r>
-        <w:t xml:space="preserve"> par</w:t>
-      </w:r>
-      <w:proofErr w:type="gramEnd"/>
+        <w:t xml:space="preserve">En choisissant « Consultation des séjours à venir », on peut accéder aux séjours qui viendront dans le </w:t>
+      </w:r>
+      <w:r>
+        <w:t>futur, par</w:t>
+      </w:r>
       <w:r>
         <w:t xml:space="preserve"> défaut la date sera la date d’aujourd’hui.</w:t>
       </w:r>
     </w:p>
     <w:p>
       <w:r>
+        <w:rPr>
+          <w:noProof/>
+        </w:rPr>
         <w:lastRenderedPageBreak/>
         <w:drawing>
           <wp:inline distT="0" distB="0" distL="0" distR="0" wp14:anchorId="639AA690" wp14:editId="064A9481">
@@ -1722,7 +1722,7 @@
                     </pic:cNvPicPr>
                   </pic:nvPicPr>
                   <pic:blipFill>
-                    <a:blip r:embed="rId23" cstate="print">
+                    <a:blip r:embed="rId24" cstate="print">
                       <a:extLst>
                         <a:ext uri="{28A0092B-C50C-407E-A947-70E740481C1C}">
                           <a14:useLocalDpi xmlns:a14="http://schemas.microsoft.com/office/drawing/2010/main" val="0"/>
@@ -1755,9 +1755,2308 @@
       </w:r>
     </w:p>
     <w:p/>
+    <w:p>
+      <w:pPr>
+        <w:rPr>
+          <w:sz w:val="32"/>
+          <w:szCs w:val="32"/>
+        </w:rPr>
+      </w:pPr>
+      <w:r>
+        <w:rPr>
+          <w:sz w:val="32"/>
+          <w:szCs w:val="32"/>
+        </w:rPr>
+        <w:t>Explication de l’API</w:t>
+      </w:r>
+      <w:r>
+        <w:rPr>
+          <w:sz w:val="32"/>
+          <w:szCs w:val="32"/>
+        </w:rPr>
+        <w:t xml:space="preserve"> </w:t>
+      </w:r>
+    </w:p>
+    <w:p>
+      <w:pPr>
+        <w:rPr>
+          <w:sz w:val="32"/>
+          <w:szCs w:val="32"/>
+        </w:rPr>
+      </w:pPr>
+    </w:p>
+    <w:p>
+      <w:r>
+        <w:t>Tout d’abord pour que l’API puisse fonctionner correctement il faut importer certains modules qui sont les suivants :</w:t>
+      </w:r>
+    </w:p>
+    <w:p>
+      <w:r>
+        <w:rPr>
+          <w:noProof/>
+        </w:rPr>
+        <mc:AlternateContent>
+          <mc:Choice Requires="wps">
+            <w:drawing>
+              <wp:anchor distT="0" distB="0" distL="114300" distR="114300" simplePos="0" relativeHeight="251659264" behindDoc="0" locked="0" layoutInCell="1" allowOverlap="1" wp14:anchorId="74FD51CC" wp14:editId="58654A21">
+                <wp:simplePos x="0" y="0"/>
+                <wp:positionH relativeFrom="margin">
+                  <wp:align>left</wp:align>
+                </wp:positionH>
+                <wp:positionV relativeFrom="paragraph">
+                  <wp:posOffset>104140</wp:posOffset>
+                </wp:positionV>
+                <wp:extent cx="3419475" cy="1019175"/>
+                <wp:effectExtent l="0" t="0" r="28575" b="28575"/>
+                <wp:wrapNone/>
+                <wp:docPr id="1555267698" name="Zone de texte 7"/>
+                <wp:cNvGraphicFramePr/>
+                <a:graphic xmlns:a="http://schemas.openxmlformats.org/drawingml/2006/main">
+                  <a:graphicData uri="http://schemas.microsoft.com/office/word/2010/wordprocessingShape">
+                    <wps:wsp>
+                      <wps:cNvSpPr txBox="1"/>
+                      <wps:spPr>
+                        <a:xfrm>
+                          <a:off x="0" y="0"/>
+                          <a:ext cx="3419475" cy="1019175"/>
+                        </a:xfrm>
+                        <a:prstGeom prst="rect">
+                          <a:avLst/>
+                        </a:prstGeom>
+                        <a:noFill/>
+                        <a:ln w="6350">
+                          <a:solidFill>
+                            <a:schemeClr val="bg1"/>
+                          </a:solidFill>
+                        </a:ln>
+                      </wps:spPr>
+                      <wps:txbx>
+                        <w:txbxContent>
+                          <w:p>
+                            <w:r>
+                              <w:rPr>
+                                <w:noProof/>
+                              </w:rPr>
+                              <w:drawing>
+                                <wp:inline distT="0" distB="0" distL="0" distR="0" wp14:anchorId="7D2AA84A" wp14:editId="68870A2E">
+                                  <wp:extent cx="3333333" cy="904762"/>
+                                  <wp:effectExtent l="0" t="0" r="635" b="0"/>
+                                  <wp:docPr id="618557398" name="Image 1"/>
+                                  <wp:cNvGraphicFramePr>
+                                    <a:graphicFrameLocks xmlns:a="http://schemas.openxmlformats.org/drawingml/2006/main" noChangeAspect="1"/>
+                                  </wp:cNvGraphicFramePr>
+                                  <a:graphic xmlns:a="http://schemas.openxmlformats.org/drawingml/2006/main">
+                                    <a:graphicData uri="http://schemas.openxmlformats.org/drawingml/2006/picture">
+                                      <pic:pic xmlns:pic="http://schemas.openxmlformats.org/drawingml/2006/picture">
+                                        <pic:nvPicPr>
+                                          <pic:cNvPr id="618557398" name=""/>
+                                          <pic:cNvPicPr/>
+                                        </pic:nvPicPr>
+                                        <pic:blipFill>
+                                          <a:blip r:embed="rId25"/>
+                                          <a:stretch>
+                                            <a:fillRect/>
+                                          </a:stretch>
+                                        </pic:blipFill>
+                                        <pic:spPr>
+                                          <a:xfrm>
+                                            <a:off x="0" y="0"/>
+                                            <a:ext cx="3333333" cy="904762"/>
+                                          </a:xfrm>
+                                          <a:prstGeom prst="rect">
+                                            <a:avLst/>
+                                          </a:prstGeom>
+                                        </pic:spPr>
+                                      </pic:pic>
+                                    </a:graphicData>
+                                  </a:graphic>
+                                </wp:inline>
+                              </w:drawing>
+                            </w:r>
+                          </w:p>
+                        </w:txbxContent>
+                      </wps:txbx>
+                      <wps:bodyPr rot="0" spcFirstLastPara="0" vertOverflow="overflow" horzOverflow="overflow" vert="horz" wrap="square" lIns="91440" tIns="45720" rIns="91440" bIns="45720" numCol="1" spcCol="0" rtlCol="0" fromWordArt="0" anchor="t" anchorCtr="0" forceAA="0" compatLnSpc="1">
+                        <a:prstTxWarp prst="textNoShape">
+                          <a:avLst/>
+                        </a:prstTxWarp>
+                        <a:noAutofit/>
+                      </wps:bodyPr>
+                    </wps:wsp>
+                  </a:graphicData>
+                </a:graphic>
+                <wp14:sizeRelH relativeFrom="margin">
+                  <wp14:pctWidth>0</wp14:pctWidth>
+                </wp14:sizeRelH>
+                <wp14:sizeRelV relativeFrom="margin">
+                  <wp14:pctHeight>0</wp14:pctHeight>
+                </wp14:sizeRelV>
+              </wp:anchor>
+            </w:drawing>
+          </mc:Choice>
+          <mc:Fallback>
+            <w:pict>
+              <v:shapetype w14:anchorId="74FD51CC" id="_x0000_t202" coordsize="21600,21600" o:spt="202" path="m,l,21600r21600,l21600,xe">
+                <v:stroke joinstyle="miter"/>
+                <v:path gradientshapeok="t" o:connecttype="rect"/>
+              </v:shapetype>
+              <v:shape id="Zone de texte 7" o:spid="_x0000_s1026" type="#_x0000_t202" style="position:absolute;margin-left:0;margin-top:8.2pt;width:269.25pt;height:80.25pt;z-index:251659264;visibility:visible;mso-wrap-style:square;mso-width-percent:0;mso-height-percent:0;mso-wrap-distance-left:9pt;mso-wrap-distance-top:0;mso-wrap-distance-right:9pt;mso-wrap-distance-bottom:0;mso-position-horizontal:left;mso-position-horizontal-relative:margin;mso-position-vertical:absolute;mso-position-vertical-relative:text;mso-width-percent:0;mso-height-percent:0;mso-width-relative:margin;mso-height-relative:margin;v-text-anchor:top" o:gfxdata="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" filled="f" strokecolor="white [3212]" strokeweight=".5pt">
+                <v:textbox>
+                  <w:txbxContent>
+                    <w:p>
+                      <w:r>
+                        <w:rPr>
+                          <w:noProof/>
+                        </w:rPr>
+                        <w:drawing>
+                          <wp:inline distT="0" distB="0" distL="0" distR="0" wp14:anchorId="7D2AA84A" wp14:editId="68870A2E">
+                            <wp:extent cx="3333333" cy="904762"/>
+                            <wp:effectExtent l="0" t="0" r="635" b="0"/>
+                            <wp:docPr id="618557398" name="Image 1"/>
+                            <wp:cNvGraphicFramePr>
+                              <a:graphicFrameLocks xmlns:a="http://schemas.openxmlformats.org/drawingml/2006/main" noChangeAspect="1"/>
+                            </wp:cNvGraphicFramePr>
+                            <a:graphic xmlns:a="http://schemas.openxmlformats.org/drawingml/2006/main">
+                              <a:graphicData uri="http://schemas.openxmlformats.org/drawingml/2006/picture">
+                                <pic:pic xmlns:pic="http://schemas.openxmlformats.org/drawingml/2006/picture">
+                                  <pic:nvPicPr>
+                                    <pic:cNvPr id="618557398" name=""/>
+                                    <pic:cNvPicPr/>
+                                  </pic:nvPicPr>
+                                  <pic:blipFill>
+                                    <a:blip r:embed="rId25"/>
+                                    <a:stretch>
+                                      <a:fillRect/>
+                                    </a:stretch>
+                                  </pic:blipFill>
+                                  <pic:spPr>
+                                    <a:xfrm>
+                                      <a:off x="0" y="0"/>
+                                      <a:ext cx="3333333" cy="904762"/>
+                                    </a:xfrm>
+                                    <a:prstGeom prst="rect">
+                                      <a:avLst/>
+                                    </a:prstGeom>
+                                  </pic:spPr>
+                                </pic:pic>
+                              </a:graphicData>
+                            </a:graphic>
+                          </wp:inline>
+                        </w:drawing>
+                      </w:r>
+                    </w:p>
+                  </w:txbxContent>
+                </v:textbox>
+                <w10:wrap anchorx="margin"/>
+              </v:shape>
+            </w:pict>
+          </mc:Fallback>
+        </mc:AlternateContent>
+      </w:r>
+    </w:p>
+    <w:p/>
+    <w:p/>
+    <w:p>
+      <w:pPr>
+        <w:jc w:val="center"/>
+      </w:pPr>
+    </w:p>
+    <w:p>
+      <w:pPr>
+        <w:jc w:val="both"/>
+      </w:pPr>
+    </w:p>
+    <w:p>
+      <w:pPr>
+        <w:jc w:val="both"/>
+      </w:pPr>
+      <w:r>
+        <w:t xml:space="preserve">Express est un </w:t>
+      </w:r>
+      <w:r>
+        <w:t>Framework backend pour Node.js</w:t>
+      </w:r>
+      <w:r>
+        <w:t>, il sert notamment à :</w:t>
+      </w:r>
+    </w:p>
+    <w:p>
+      <w:pPr>
+        <w:pStyle w:val="Paragraphedeliste"/>
+        <w:numPr>
+          <w:ilvl w:val="0"/>
+          <w:numId w:val="1"/>
+        </w:numPr>
+        <w:jc w:val="both"/>
+      </w:pPr>
+      <w:r>
+        <w:lastRenderedPageBreak/>
+        <w:t>Créer un serveur web</w:t>
+      </w:r>
+    </w:p>
+    <w:p>
+      <w:pPr>
+        <w:pStyle w:val="Paragraphedeliste"/>
+        <w:numPr>
+          <w:ilvl w:val="0"/>
+          <w:numId w:val="1"/>
+        </w:numPr>
+        <w:jc w:val="both"/>
+      </w:pPr>
+      <w:r>
+        <w:t>Gérer les routes de l’API</w:t>
+      </w:r>
+    </w:p>
+    <w:p>
+      <w:pPr>
+        <w:pStyle w:val="Paragraphedeliste"/>
+        <w:numPr>
+          <w:ilvl w:val="0"/>
+          <w:numId w:val="1"/>
+        </w:numPr>
+        <w:jc w:val="both"/>
+      </w:pPr>
+      <w:r>
+        <w:t>Recevoir les requêtes http comme GET ou POST</w:t>
+      </w:r>
+    </w:p>
+    <w:p>
+      <w:pPr>
+        <w:jc w:val="both"/>
+      </w:pPr>
+    </w:p>
+    <w:p>
+      <w:pPr>
+        <w:jc w:val="both"/>
+      </w:pPr>
+      <w:proofErr w:type="spellStart"/>
+      <w:r>
+        <w:t>Mysql</w:t>
+      </w:r>
+      <w:proofErr w:type="spellEnd"/>
+      <w:r>
+        <w:t xml:space="preserve"> 2 est un driver pour les bases MYSQL, cela est utile pour :</w:t>
+      </w:r>
+    </w:p>
+    <w:p>
+      <w:pPr>
+        <w:pStyle w:val="Paragraphedeliste"/>
+        <w:numPr>
+          <w:ilvl w:val="0"/>
+          <w:numId w:val="1"/>
+        </w:numPr>
+        <w:jc w:val="both"/>
+      </w:pPr>
+      <w:r>
+        <w:t>Se Connecter à une base de données MYSQL</w:t>
+      </w:r>
+    </w:p>
+    <w:p>
+      <w:pPr>
+        <w:pStyle w:val="Paragraphedeliste"/>
+        <w:numPr>
+          <w:ilvl w:val="0"/>
+          <w:numId w:val="1"/>
+        </w:numPr>
+        <w:jc w:val="both"/>
+      </w:pPr>
+      <w:r>
+        <w:t xml:space="preserve">Utiliser le langage SQL dans </w:t>
+      </w:r>
+      <w:proofErr w:type="spellStart"/>
+      <w:r>
+        <w:t>React</w:t>
+      </w:r>
+      <w:proofErr w:type="spellEnd"/>
+      <w:r>
+        <w:t xml:space="preserve"> Native</w:t>
+      </w:r>
+    </w:p>
+    <w:p>
+      <w:pPr>
+        <w:pStyle w:val="Paragraphedeliste"/>
+        <w:numPr>
+          <w:ilvl w:val="0"/>
+          <w:numId w:val="1"/>
+        </w:numPr>
+        <w:jc w:val="both"/>
+      </w:pPr>
+      <w:r>
+        <w:t>Exécuter des requêtes SQL</w:t>
+      </w:r>
+    </w:p>
+    <w:p>
+      <w:pPr>
+        <w:pStyle w:val="Paragraphedeliste"/>
+        <w:numPr>
+          <w:ilvl w:val="0"/>
+          <w:numId w:val="1"/>
+        </w:numPr>
+        <w:jc w:val="both"/>
+      </w:pPr>
+      <w:r>
+        <w:t xml:space="preserve">Récupérer et envoyer des données </w:t>
+      </w:r>
+    </w:p>
+    <w:p>
+      <w:pPr>
+        <w:jc w:val="both"/>
+      </w:pPr>
+    </w:p>
+    <w:p>
+      <w:pPr>
+        <w:jc w:val="both"/>
+      </w:pPr>
+      <w:r>
+        <w:t>Cors est un module ayant pour rôle de gérer l’administrations entre domaines, il sera pratique pour :</w:t>
+      </w:r>
+    </w:p>
+    <w:p>
+      <w:pPr>
+        <w:pStyle w:val="Paragraphedeliste"/>
+        <w:numPr>
+          <w:ilvl w:val="0"/>
+          <w:numId w:val="1"/>
+        </w:numPr>
+        <w:jc w:val="both"/>
+      </w:pPr>
+      <w:r>
+        <w:t xml:space="preserve">Autoriser l’application mobile à appeler le serveur </w:t>
+      </w:r>
+    </w:p>
+    <w:p>
+      <w:pPr>
+        <w:jc w:val="both"/>
+      </w:pPr>
+      <w:r>
+        <w:t>Autrement l’application sera bloqué</w:t>
+      </w:r>
+      <w:r>
+        <w:t>e</w:t>
+      </w:r>
+      <w:r>
+        <w:t xml:space="preserve"> lorsqu’elle appelle l’API</w:t>
+      </w:r>
+    </w:p>
+    <w:p>
+      <w:pPr>
+        <w:jc w:val="both"/>
+      </w:pPr>
+    </w:p>
+    <w:p>
+      <w:pPr>
+        <w:jc w:val="both"/>
+      </w:pPr>
+      <w:proofErr w:type="spellStart"/>
+      <w:r>
+        <w:t>BcryptJS</w:t>
+      </w:r>
+      <w:proofErr w:type="spellEnd"/>
+      <w:r>
+        <w:t xml:space="preserve"> est un module qui a pour but de sécuriser les mots de passe en les chiffrant, il peut :</w:t>
+      </w:r>
+    </w:p>
+    <w:p>
+      <w:pPr>
+        <w:pStyle w:val="Paragraphedeliste"/>
+        <w:numPr>
+          <w:ilvl w:val="0"/>
+          <w:numId w:val="1"/>
+        </w:numPr>
+        <w:jc w:val="both"/>
+      </w:pPr>
+      <w:r>
+        <w:t>Hasher un mot de passe</w:t>
+      </w:r>
+    </w:p>
+    <w:p>
+      <w:pPr>
+        <w:pStyle w:val="Paragraphedeliste"/>
+        <w:numPr>
+          <w:ilvl w:val="0"/>
+          <w:numId w:val="1"/>
+        </w:numPr>
+        <w:jc w:val="both"/>
+      </w:pPr>
+      <w:r>
+        <w:t>Vérifier si un mot de passe est correct lors de la connexion</w:t>
+      </w:r>
+    </w:p>
+    <w:p>
+      <w:pPr>
+        <w:jc w:val="both"/>
+      </w:pPr>
+    </w:p>
+    <w:p>
+      <w:pPr>
+        <w:jc w:val="both"/>
+      </w:pPr>
+      <w:r>
+        <w:t xml:space="preserve">Après avoir importé les modules nécessaires, on initialise express afin qu’il puisse utiliser le </w:t>
+      </w:r>
+      <w:proofErr w:type="spellStart"/>
+      <w:r>
+        <w:t>json</w:t>
+      </w:r>
+      <w:proofErr w:type="spellEnd"/>
+      <w:r>
+        <w:t>, langage qu’on utilisera pour l’API afin de récupérer les données, on initialise cors également.</w:t>
+      </w:r>
+    </w:p>
+    <w:p>
+      <w:pPr>
+        <w:jc w:val="both"/>
+      </w:pPr>
+      <w:r>
+        <w:rPr>
+          <w:noProof/>
+        </w:rPr>
+        <mc:AlternateContent>
+          <mc:Choice Requires="wps">
+            <w:drawing>
+              <wp:anchor distT="0" distB="0" distL="114300" distR="114300" simplePos="0" relativeHeight="251660288" behindDoc="0" locked="0" layoutInCell="1" allowOverlap="1" wp14:anchorId="0D4965DE" wp14:editId="1DFF9FD0">
+                <wp:simplePos x="0" y="0"/>
+                <wp:positionH relativeFrom="margin">
+                  <wp:posOffset>-635</wp:posOffset>
+                </wp:positionH>
+                <wp:positionV relativeFrom="paragraph">
+                  <wp:posOffset>186055</wp:posOffset>
+                </wp:positionV>
+                <wp:extent cx="3619500" cy="2377440"/>
+                <wp:effectExtent l="0" t="0" r="19050" b="22860"/>
+                <wp:wrapNone/>
+                <wp:docPr id="1079619084" name="Zone de texte 8"/>
+                <wp:cNvGraphicFramePr/>
+                <a:graphic xmlns:a="http://schemas.openxmlformats.org/drawingml/2006/main">
+                  <a:graphicData uri="http://schemas.microsoft.com/office/word/2010/wordprocessingShape">
+                    <wps:wsp>
+                      <wps:cNvSpPr txBox="1"/>
+                      <wps:spPr>
+                        <a:xfrm>
+                          <a:off x="0" y="0"/>
+                          <a:ext cx="3619500" cy="2377440"/>
+                        </a:xfrm>
+                        <a:prstGeom prst="rect">
+                          <a:avLst/>
+                        </a:prstGeom>
+                        <a:noFill/>
+                        <a:ln w="6350">
+                          <a:solidFill>
+                            <a:prstClr val="black"/>
+                          </a:solidFill>
+                        </a:ln>
+                      </wps:spPr>
+                      <wps:txbx>
+                        <w:txbxContent>
+                          <w:p>
+                            <w:r>
+                              <w:rPr>
+                                <w:noProof/>
+                              </w:rPr>
+                              <w:drawing>
+                                <wp:inline distT="0" distB="0" distL="0" distR="0" wp14:anchorId="13733FC9" wp14:editId="44F68E12">
+                                  <wp:extent cx="3535680" cy="2293620"/>
+                                  <wp:effectExtent l="0" t="0" r="7620" b="0"/>
+                                  <wp:docPr id="1162770560" name="Image 1"/>
+                                  <wp:cNvGraphicFramePr>
+                                    <a:graphicFrameLocks xmlns:a="http://schemas.openxmlformats.org/drawingml/2006/main" noChangeAspect="1"/>
+                                  </wp:cNvGraphicFramePr>
+                                  <a:graphic xmlns:a="http://schemas.openxmlformats.org/drawingml/2006/main">
+                                    <a:graphicData uri="http://schemas.openxmlformats.org/drawingml/2006/picture">
+                                      <pic:pic xmlns:pic="http://schemas.openxmlformats.org/drawingml/2006/picture">
+                                        <pic:nvPicPr>
+                                          <pic:cNvPr id="1162770560" name=""/>
+                                          <pic:cNvPicPr/>
+                                        </pic:nvPicPr>
+                                        <pic:blipFill>
+                                          <a:blip r:embed="rId26"/>
+                                          <a:stretch>
+                                            <a:fillRect/>
+                                          </a:stretch>
+                                        </pic:blipFill>
+                                        <pic:spPr>
+                                          <a:xfrm>
+                                            <a:off x="0" y="0"/>
+                                            <a:ext cx="3535680" cy="2293620"/>
+                                          </a:xfrm>
+                                          <a:prstGeom prst="rect">
+                                            <a:avLst/>
+                                          </a:prstGeom>
+                                        </pic:spPr>
+                                      </pic:pic>
+                                    </a:graphicData>
+                                  </a:graphic>
+                                </wp:inline>
+                              </w:drawing>
+                            </w:r>
+                          </w:p>
+                        </w:txbxContent>
+                      </wps:txbx>
+                      <wps:bodyPr rot="0" spcFirstLastPara="0" vertOverflow="overflow" horzOverflow="overflow" vert="horz" wrap="square" lIns="91440" tIns="45720" rIns="91440" bIns="45720" numCol="1" spcCol="0" rtlCol="0" fromWordArt="0" anchor="t" anchorCtr="0" forceAA="0" compatLnSpc="1">
+                        <a:prstTxWarp prst="textNoShape">
+                          <a:avLst/>
+                        </a:prstTxWarp>
+                        <a:noAutofit/>
+                      </wps:bodyPr>
+                    </wps:wsp>
+                  </a:graphicData>
+                </a:graphic>
+                <wp14:sizeRelH relativeFrom="margin">
+                  <wp14:pctWidth>0</wp14:pctWidth>
+                </wp14:sizeRelH>
+                <wp14:sizeRelV relativeFrom="margin">
+                  <wp14:pctHeight>0</wp14:pctHeight>
+                </wp14:sizeRelV>
+              </wp:anchor>
+            </w:drawing>
+          </mc:Choice>
+          <mc:Fallback>
+            <w:pict>
+              <v:shape w14:anchorId="0D4965DE" id="Zone de texte 8" o:spid="_x0000_s1027" type="#_x0000_t202" style="position:absolute;left:0;text-align:left;margin-left:-.05pt;margin-top:14.65pt;width:285pt;height:187.2pt;z-index:251660288;visibility:visible;mso-wrap-style:square;mso-width-percent:0;mso-height-percent:0;mso-wrap-distance-left:9pt;mso-wrap-distance-top:0;mso-wrap-distance-right:9pt;mso-wrap-distance-bottom:0;mso-position-horizontal:absolute;mso-position-horizontal-relative:margin;mso-position-vertical:absolute;mso-position-vertical-relative:text;mso-width-percent:0;mso-height-percent:0;mso-width-relative:margin;mso-height-relative:margin;v-text-anchor:top" o:gfxdata="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" filled="f" strokeweight=".5pt">
+                <v:textbox>
+                  <w:txbxContent>
+                    <w:p>
+                      <w:r>
+                        <w:rPr>
+                          <w:noProof/>
+                        </w:rPr>
+                        <w:drawing>
+                          <wp:inline distT="0" distB="0" distL="0" distR="0" wp14:anchorId="13733FC9" wp14:editId="44F68E12">
+                            <wp:extent cx="3535680" cy="2293620"/>
+                            <wp:effectExtent l="0" t="0" r="7620" b="0"/>
+                            <wp:docPr id="1162770560" name="Image 1"/>
+                            <wp:cNvGraphicFramePr>
+                              <a:graphicFrameLocks xmlns:a="http://schemas.openxmlformats.org/drawingml/2006/main" noChangeAspect="1"/>
+                            </wp:cNvGraphicFramePr>
+                            <a:graphic xmlns:a="http://schemas.openxmlformats.org/drawingml/2006/main">
+                              <a:graphicData uri="http://schemas.openxmlformats.org/drawingml/2006/picture">
+                                <pic:pic xmlns:pic="http://schemas.openxmlformats.org/drawingml/2006/picture">
+                                  <pic:nvPicPr>
+                                    <pic:cNvPr id="1162770560" name=""/>
+                                    <pic:cNvPicPr/>
+                                  </pic:nvPicPr>
+                                  <pic:blipFill>
+                                    <a:blip r:embed="rId26"/>
+                                    <a:stretch>
+                                      <a:fillRect/>
+                                    </a:stretch>
+                                  </pic:blipFill>
+                                  <pic:spPr>
+                                    <a:xfrm>
+                                      <a:off x="0" y="0"/>
+                                      <a:ext cx="3535680" cy="2293620"/>
+                                    </a:xfrm>
+                                    <a:prstGeom prst="rect">
+                                      <a:avLst/>
+                                    </a:prstGeom>
+                                  </pic:spPr>
+                                </pic:pic>
+                              </a:graphicData>
+                            </a:graphic>
+                          </wp:inline>
+                        </w:drawing>
+                      </w:r>
+                    </w:p>
+                  </w:txbxContent>
+                </v:textbox>
+                <w10:wrap anchorx="margin"/>
+              </v:shape>
+            </w:pict>
+          </mc:Fallback>
+        </mc:AlternateContent>
+      </w:r>
+      <w:r>
+        <w:t>Puis on met les identifiants de connexion à la base de données</w:t>
+      </w:r>
+    </w:p>
+    <w:p>
+      <w:pPr>
+        <w:jc w:val="both"/>
+      </w:pPr>
+    </w:p>
+    <w:p>
+      <w:pPr>
+        <w:jc w:val="both"/>
+      </w:pPr>
+    </w:p>
+    <w:p>
+      <w:pPr>
+        <w:jc w:val="both"/>
+      </w:pPr>
+    </w:p>
+    <w:p>
+      <w:pPr>
+        <w:jc w:val="both"/>
+      </w:pPr>
+    </w:p>
+    <w:p>
+      <w:pPr>
+        <w:jc w:val="both"/>
+      </w:pPr>
+    </w:p>
+    <w:p>
+      <w:pPr>
+        <w:jc w:val="both"/>
+      </w:pPr>
+    </w:p>
+    <w:p>
+      <w:pPr>
+        <w:jc w:val="both"/>
+      </w:pPr>
+      <w:r>
+        <w:lastRenderedPageBreak/>
+        <w:t>On vérifie si la connexion à bien eut lieu avec un message</w:t>
+      </w:r>
+    </w:p>
+    <w:p>
+      <w:pPr>
+        <w:jc w:val="both"/>
+      </w:pPr>
+      <w:r>
+        <w:rPr>
+          <w:noProof/>
+        </w:rPr>
+        <mc:AlternateContent>
+          <mc:Choice Requires="wps">
+            <w:drawing>
+              <wp:anchor distT="0" distB="0" distL="114300" distR="114300" simplePos="0" relativeHeight="251661312" behindDoc="0" locked="0" layoutInCell="1" allowOverlap="1" wp14:anchorId="26D7D564" wp14:editId="297F163E">
+                <wp:simplePos x="0" y="0"/>
+                <wp:positionH relativeFrom="column">
+                  <wp:posOffset>-31115</wp:posOffset>
+                </wp:positionH>
+                <wp:positionV relativeFrom="paragraph">
+                  <wp:posOffset>101600</wp:posOffset>
+                </wp:positionV>
+                <wp:extent cx="4076700" cy="1402080"/>
+                <wp:effectExtent l="0" t="0" r="0" b="7620"/>
+                <wp:wrapNone/>
+                <wp:docPr id="321275951" name="Zone de texte 9"/>
+                <wp:cNvGraphicFramePr/>
+                <a:graphic xmlns:a="http://schemas.openxmlformats.org/drawingml/2006/main">
+                  <a:graphicData uri="http://schemas.microsoft.com/office/word/2010/wordprocessingShape">
+                    <wps:wsp>
+                      <wps:cNvSpPr txBox="1"/>
+                      <wps:spPr>
+                        <a:xfrm>
+                          <a:off x="0" y="0"/>
+                          <a:ext cx="4076700" cy="1402080"/>
+                        </a:xfrm>
+                        <a:prstGeom prst="rect">
+                          <a:avLst/>
+                        </a:prstGeom>
+                        <a:noFill/>
+                        <a:ln w="6350">
+                          <a:noFill/>
+                        </a:ln>
+                      </wps:spPr>
+                      <wps:txbx>
+                        <w:txbxContent>
+                          <w:p>
+                            <w:r>
+                              <w:rPr>
+                                <w:noProof/>
+                              </w:rPr>
+                              <w:drawing>
+                                <wp:inline distT="0" distB="0" distL="0" distR="0" wp14:anchorId="3081ACD6" wp14:editId="79D04E8D">
+                                  <wp:extent cx="3740150" cy="1304290"/>
+                                  <wp:effectExtent l="0" t="0" r="0" b="0"/>
+                                  <wp:docPr id="316312663" name="Image 1"/>
+                                  <wp:cNvGraphicFramePr>
+                                    <a:graphicFrameLocks xmlns:a="http://schemas.openxmlformats.org/drawingml/2006/main" noChangeAspect="1"/>
+                                  </wp:cNvGraphicFramePr>
+                                  <a:graphic xmlns:a="http://schemas.openxmlformats.org/drawingml/2006/main">
+                                    <a:graphicData uri="http://schemas.openxmlformats.org/drawingml/2006/picture">
+                                      <pic:pic xmlns:pic="http://schemas.openxmlformats.org/drawingml/2006/picture">
+                                        <pic:nvPicPr>
+                                          <pic:cNvPr id="316312663" name=""/>
+                                          <pic:cNvPicPr/>
+                                        </pic:nvPicPr>
+                                        <pic:blipFill>
+                                          <a:blip r:embed="rId27"/>
+                                          <a:stretch>
+                                            <a:fillRect/>
+                                          </a:stretch>
+                                        </pic:blipFill>
+                                        <pic:spPr>
+                                          <a:xfrm>
+                                            <a:off x="0" y="0"/>
+                                            <a:ext cx="3740150" cy="1304290"/>
+                                          </a:xfrm>
+                                          <a:prstGeom prst="rect">
+                                            <a:avLst/>
+                                          </a:prstGeom>
+                                        </pic:spPr>
+                                      </pic:pic>
+                                    </a:graphicData>
+                                  </a:graphic>
+                                </wp:inline>
+                              </w:drawing>
+                            </w:r>
+                          </w:p>
+                          <w:p/>
+                          <w:p/>
+                        </w:txbxContent>
+                      </wps:txbx>
+                      <wps:bodyPr rot="0" spcFirstLastPara="0" vertOverflow="overflow" horzOverflow="overflow" vert="horz" wrap="square" lIns="91440" tIns="45720" rIns="91440" bIns="45720" numCol="1" spcCol="0" rtlCol="0" fromWordArt="0" anchor="t" anchorCtr="0" forceAA="0" compatLnSpc="1">
+                        <a:prstTxWarp prst="textNoShape">
+                          <a:avLst/>
+                        </a:prstTxWarp>
+                        <a:noAutofit/>
+                      </wps:bodyPr>
+                    </wps:wsp>
+                  </a:graphicData>
+                </a:graphic>
+              </wp:anchor>
+            </w:drawing>
+          </mc:Choice>
+          <mc:Fallback>
+            <w:pict>
+              <v:shape w14:anchorId="26D7D564" id="Zone de texte 9" o:spid="_x0000_s1028" type="#_x0000_t202" style="position:absolute;left:0;text-align:left;margin-left:-2.45pt;margin-top:8pt;width:321pt;height:110.4pt;z-index:251661312;visibility:visible;mso-wrap-style:square;mso-wrap-distance-left:9pt;mso-wrap-distance-top:0;mso-wrap-distance-right:9pt;mso-wrap-distance-bottom:0;mso-position-horizontal:absolute;mso-position-horizontal-relative:text;mso-position-vertical:absolute;mso-position-vertical-relative:text;v-text-anchor:top" o:gfxdata="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" filled="f" stroked="f" strokeweight=".5pt">
+                <v:textbox>
+                  <w:txbxContent>
+                    <w:p>
+                      <w:r>
+                        <w:rPr>
+                          <w:noProof/>
+                        </w:rPr>
+                        <w:drawing>
+                          <wp:inline distT="0" distB="0" distL="0" distR="0" wp14:anchorId="3081ACD6" wp14:editId="79D04E8D">
+                            <wp:extent cx="3740150" cy="1304290"/>
+                            <wp:effectExtent l="0" t="0" r="0" b="0"/>
+                            <wp:docPr id="316312663" name="Image 1"/>
+                            <wp:cNvGraphicFramePr>
+                              <a:graphicFrameLocks xmlns:a="http://schemas.openxmlformats.org/drawingml/2006/main" noChangeAspect="1"/>
+                            </wp:cNvGraphicFramePr>
+                            <a:graphic xmlns:a="http://schemas.openxmlformats.org/drawingml/2006/main">
+                              <a:graphicData uri="http://schemas.openxmlformats.org/drawingml/2006/picture">
+                                <pic:pic xmlns:pic="http://schemas.openxmlformats.org/drawingml/2006/picture">
+                                  <pic:nvPicPr>
+                                    <pic:cNvPr id="316312663" name=""/>
+                                    <pic:cNvPicPr/>
+                                  </pic:nvPicPr>
+                                  <pic:blipFill>
+                                    <a:blip r:embed="rId27"/>
+                                    <a:stretch>
+                                      <a:fillRect/>
+                                    </a:stretch>
+                                  </pic:blipFill>
+                                  <pic:spPr>
+                                    <a:xfrm>
+                                      <a:off x="0" y="0"/>
+                                      <a:ext cx="3740150" cy="1304290"/>
+                                    </a:xfrm>
+                                    <a:prstGeom prst="rect">
+                                      <a:avLst/>
+                                    </a:prstGeom>
+                                  </pic:spPr>
+                                </pic:pic>
+                              </a:graphicData>
+                            </a:graphic>
+                          </wp:inline>
+                        </w:drawing>
+                      </w:r>
+                    </w:p>
+                    <w:p/>
+                    <w:p/>
+                  </w:txbxContent>
+                </v:textbox>
+              </v:shape>
+            </w:pict>
+          </mc:Fallback>
+        </mc:AlternateContent>
+      </w:r>
+    </w:p>
+    <w:p/>
+    <w:p/>
+    <w:p/>
+    <w:p/>
+    <w:p>
+      <w:pPr>
+        <w:tabs>
+          <w:tab w:val="left" w:pos="7656"/>
+        </w:tabs>
+      </w:pPr>
+      <w:r>
+        <w:tab/>
+      </w:r>
+    </w:p>
+    <w:p>
+      <w:pPr>
+        <w:tabs>
+          <w:tab w:val="left" w:pos="7656"/>
+        </w:tabs>
+      </w:pPr>
+      <w:r>
+        <w:t>Après avoir effectué la connexion on peut commencer les différentes routes, il y a 5 :</w:t>
+      </w:r>
+    </w:p>
+    <w:p>
+      <w:pPr>
+        <w:pStyle w:val="Paragraphedeliste"/>
+        <w:numPr>
+          <w:ilvl w:val="0"/>
+          <w:numId w:val="1"/>
+        </w:numPr>
+        <w:tabs>
+          <w:tab w:val="left" w:pos="7656"/>
+        </w:tabs>
+      </w:pPr>
+      <w:proofErr w:type="spellStart"/>
+      <w:r>
+        <w:t>Users</w:t>
+      </w:r>
+      <w:proofErr w:type="spellEnd"/>
+    </w:p>
+    <w:p>
+      <w:pPr>
+        <w:pStyle w:val="Paragraphedeliste"/>
+        <w:numPr>
+          <w:ilvl w:val="0"/>
+          <w:numId w:val="1"/>
+        </w:numPr>
+        <w:tabs>
+          <w:tab w:val="left" w:pos="7656"/>
+        </w:tabs>
+      </w:pPr>
+      <w:r>
+        <w:t>Login</w:t>
+      </w:r>
+    </w:p>
+    <w:p>
+      <w:pPr>
+        <w:pStyle w:val="Paragraphedeliste"/>
+        <w:numPr>
+          <w:ilvl w:val="0"/>
+          <w:numId w:val="1"/>
+        </w:numPr>
+        <w:tabs>
+          <w:tab w:val="left" w:pos="7656"/>
+        </w:tabs>
+      </w:pPr>
+      <w:r>
+        <w:t>Patients</w:t>
+      </w:r>
+    </w:p>
+    <w:p>
+      <w:pPr>
+        <w:pStyle w:val="Paragraphedeliste"/>
+        <w:numPr>
+          <w:ilvl w:val="0"/>
+          <w:numId w:val="1"/>
+        </w:numPr>
+        <w:tabs>
+          <w:tab w:val="left" w:pos="7656"/>
+        </w:tabs>
+      </w:pPr>
+      <w:proofErr w:type="spellStart"/>
+      <w:r>
+        <w:t>Sejours</w:t>
+      </w:r>
+      <w:proofErr w:type="spellEnd"/>
+    </w:p>
+    <w:p>
+      <w:pPr>
+        <w:tabs>
+          <w:tab w:val="left" w:pos="7656"/>
+        </w:tabs>
+      </w:pPr>
+      <w:r>
+        <w:t>Cela en fonction des rôles de chaque utilisateur</w:t>
+      </w:r>
+    </w:p>
+    <w:p>
+      <w:pPr>
+        <w:tabs>
+          <w:tab w:val="left" w:pos="7656"/>
+        </w:tabs>
+      </w:pPr>
+    </w:p>
+    <w:p>
+      <w:pPr>
+        <w:tabs>
+          <w:tab w:val="left" w:pos="7656"/>
+        </w:tabs>
+      </w:pPr>
+      <w:r>
+        <w:rPr>
+          <w:noProof/>
+        </w:rPr>
+        <mc:AlternateContent>
+          <mc:Choice Requires="wps">
+            <w:drawing>
+              <wp:anchor distT="0" distB="0" distL="114300" distR="114300" simplePos="0" relativeHeight="251662336" behindDoc="0" locked="0" layoutInCell="1" allowOverlap="1" wp14:anchorId="60D324F5" wp14:editId="02C6244F">
+                <wp:simplePos x="0" y="0"/>
+                <wp:positionH relativeFrom="column">
+                  <wp:posOffset>-130175</wp:posOffset>
+                </wp:positionH>
+                <wp:positionV relativeFrom="paragraph">
+                  <wp:posOffset>798830</wp:posOffset>
+                </wp:positionV>
+                <wp:extent cx="5562600" cy="1455420"/>
+                <wp:effectExtent l="0" t="0" r="0" b="0"/>
+                <wp:wrapNone/>
+                <wp:docPr id="138766823" name="Zone de texte 10"/>
+                <wp:cNvGraphicFramePr/>
+                <a:graphic xmlns:a="http://schemas.openxmlformats.org/drawingml/2006/main">
+                  <a:graphicData uri="http://schemas.microsoft.com/office/word/2010/wordprocessingShape">
+                    <wps:wsp>
+                      <wps:cNvSpPr txBox="1"/>
+                      <wps:spPr>
+                        <a:xfrm>
+                          <a:off x="0" y="0"/>
+                          <a:ext cx="5562600" cy="1455420"/>
+                        </a:xfrm>
+                        <a:prstGeom prst="rect">
+                          <a:avLst/>
+                        </a:prstGeom>
+                        <a:noFill/>
+                        <a:ln w="6350">
+                          <a:noFill/>
+                        </a:ln>
+                      </wps:spPr>
+                      <wps:txbx>
+                        <w:txbxContent>
+                          <w:p>
+                            <w:r>
+                              <w:rPr>
+                                <w:noProof/>
+                              </w:rPr>
+                              <w:drawing>
+                                <wp:inline distT="0" distB="0" distL="0" distR="0" wp14:anchorId="0D1D7D34" wp14:editId="626E0449">
+                                  <wp:extent cx="5373370" cy="1367155"/>
+                                  <wp:effectExtent l="0" t="0" r="0" b="4445"/>
+                                  <wp:docPr id="1652264207" name="Image 1"/>
+                                  <wp:cNvGraphicFramePr>
+                                    <a:graphicFrameLocks xmlns:a="http://schemas.openxmlformats.org/drawingml/2006/main" noChangeAspect="1"/>
+                                  </wp:cNvGraphicFramePr>
+                                  <a:graphic xmlns:a="http://schemas.openxmlformats.org/drawingml/2006/main">
+                                    <a:graphicData uri="http://schemas.openxmlformats.org/drawingml/2006/picture">
+                                      <pic:pic xmlns:pic="http://schemas.openxmlformats.org/drawingml/2006/picture">
+                                        <pic:nvPicPr>
+                                          <pic:cNvPr id="1652264207" name=""/>
+                                          <pic:cNvPicPr/>
+                                        </pic:nvPicPr>
+                                        <pic:blipFill>
+                                          <a:blip r:embed="rId28"/>
+                                          <a:stretch>
+                                            <a:fillRect/>
+                                          </a:stretch>
+                                        </pic:blipFill>
+                                        <pic:spPr>
+                                          <a:xfrm>
+                                            <a:off x="0" y="0"/>
+                                            <a:ext cx="5373370" cy="1367155"/>
+                                          </a:xfrm>
+                                          <a:prstGeom prst="rect">
+                                            <a:avLst/>
+                                          </a:prstGeom>
+                                        </pic:spPr>
+                                      </pic:pic>
+                                    </a:graphicData>
+                                  </a:graphic>
+                                </wp:inline>
+                              </w:drawing>
+                            </w:r>
+                          </w:p>
+                        </w:txbxContent>
+                      </wps:txbx>
+                      <wps:bodyPr rot="0" spcFirstLastPara="0" vertOverflow="overflow" horzOverflow="overflow" vert="horz" wrap="square" lIns="91440" tIns="45720" rIns="91440" bIns="45720" numCol="1" spcCol="0" rtlCol="0" fromWordArt="0" anchor="t" anchorCtr="0" forceAA="0" compatLnSpc="1">
+                        <a:prstTxWarp prst="textNoShape">
+                          <a:avLst/>
+                        </a:prstTxWarp>
+                        <a:noAutofit/>
+                      </wps:bodyPr>
+                    </wps:wsp>
+                  </a:graphicData>
+                </a:graphic>
+                <wp14:sizeRelV relativeFrom="margin">
+                  <wp14:pctHeight>0</wp14:pctHeight>
+                </wp14:sizeRelV>
+              </wp:anchor>
+            </w:drawing>
+          </mc:Choice>
+          <mc:Fallback>
+            <w:pict>
+              <v:shape w14:anchorId="60D324F5" id="Zone de texte 10" o:spid="_x0000_s1029" type="#_x0000_t202" style="position:absolute;margin-left:-10.25pt;margin-top:62.9pt;width:438pt;height:114.6pt;z-index:251662336;visibility:visible;mso-wrap-style:square;mso-height-percent:0;mso-wrap-distance-left:9pt;mso-wrap-distance-top:0;mso-wrap-distance-right:9pt;mso-wrap-distance-bottom:0;mso-position-horizontal:absolute;mso-position-horizontal-relative:text;mso-position-vertical:absolute;mso-position-vertical-relative:text;mso-height-percent:0;mso-height-relative:margin;v-text-anchor:top" o:gfxdata="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" filled="f" stroked="f" strokeweight=".5pt">
+                <v:textbox>
+                  <w:txbxContent>
+                    <w:p>
+                      <w:r>
+                        <w:rPr>
+                          <w:noProof/>
+                        </w:rPr>
+                        <w:drawing>
+                          <wp:inline distT="0" distB="0" distL="0" distR="0" wp14:anchorId="0D1D7D34" wp14:editId="626E0449">
+                            <wp:extent cx="5373370" cy="1367155"/>
+                            <wp:effectExtent l="0" t="0" r="0" b="4445"/>
+                            <wp:docPr id="1652264207" name="Image 1"/>
+                            <wp:cNvGraphicFramePr>
+                              <a:graphicFrameLocks xmlns:a="http://schemas.openxmlformats.org/drawingml/2006/main" noChangeAspect="1"/>
+                            </wp:cNvGraphicFramePr>
+                            <a:graphic xmlns:a="http://schemas.openxmlformats.org/drawingml/2006/main">
+                              <a:graphicData uri="http://schemas.openxmlformats.org/drawingml/2006/picture">
+                                <pic:pic xmlns:pic="http://schemas.openxmlformats.org/drawingml/2006/picture">
+                                  <pic:nvPicPr>
+                                    <pic:cNvPr id="1652264207" name=""/>
+                                    <pic:cNvPicPr/>
+                                  </pic:nvPicPr>
+                                  <pic:blipFill>
+                                    <a:blip r:embed="rId28"/>
+                                    <a:stretch>
+                                      <a:fillRect/>
+                                    </a:stretch>
+                                  </pic:blipFill>
+                                  <pic:spPr>
+                                    <a:xfrm>
+                                      <a:off x="0" y="0"/>
+                                      <a:ext cx="5373370" cy="1367155"/>
+                                    </a:xfrm>
+                                    <a:prstGeom prst="rect">
+                                      <a:avLst/>
+                                    </a:prstGeom>
+                                  </pic:spPr>
+                                </pic:pic>
+                              </a:graphicData>
+                            </a:graphic>
+                          </wp:inline>
+                        </w:drawing>
+                      </w:r>
+                    </w:p>
+                  </w:txbxContent>
+                </v:textbox>
+              </v:shape>
+            </w:pict>
+          </mc:Fallback>
+        </mc:AlternateContent>
+      </w:r>
+      <w:r>
+        <w:t>Pour ajouter un utilisateur on utilisera la route /</w:t>
+      </w:r>
+      <w:proofErr w:type="spellStart"/>
+      <w:r>
+        <w:t>users</w:t>
+      </w:r>
+      <w:proofErr w:type="spellEnd"/>
+      <w:r>
+        <w:t xml:space="preserve"> avec la méthode POST, on définira une variable avec les éléments </w:t>
+      </w:r>
+      <w:r>
+        <w:t>à récupérer</w:t>
+      </w:r>
+      <w:r>
+        <w:t xml:space="preserve"> pour un utilisateur (email, mot de passe et rôles) puis on mettra la requête </w:t>
+      </w:r>
+      <w:proofErr w:type="spellStart"/>
+      <w:r>
+        <w:t>sql</w:t>
+      </w:r>
+      <w:proofErr w:type="spellEnd"/>
+      <w:r>
+        <w:t xml:space="preserve"> adéquate</w:t>
+      </w:r>
+      <w:r>
+        <w:t>, on renverra la réponse sous forme de JSON</w:t>
+      </w:r>
+    </w:p>
+    <w:p>
+      <w:pPr>
+        <w:tabs>
+          <w:tab w:val="left" w:pos="7656"/>
+        </w:tabs>
+      </w:pPr>
+    </w:p>
+    <w:p>
+      <w:pPr>
+        <w:tabs>
+          <w:tab w:val="left" w:pos="7656"/>
+        </w:tabs>
+      </w:pPr>
+    </w:p>
+    <w:p>
+      <w:pPr>
+        <w:tabs>
+          <w:tab w:val="left" w:pos="7656"/>
+        </w:tabs>
+      </w:pPr>
+    </w:p>
+    <w:p>
+      <w:pPr>
+        <w:tabs>
+          <w:tab w:val="left" w:pos="7656"/>
+        </w:tabs>
+      </w:pPr>
+    </w:p>
+    <w:p>
+      <w:pPr>
+        <w:tabs>
+          <w:tab w:val="left" w:pos="7656"/>
+        </w:tabs>
+      </w:pPr>
+    </w:p>
+    <w:p>
+      <w:pPr>
+        <w:tabs>
+          <w:tab w:val="left" w:pos="7656"/>
+        </w:tabs>
+      </w:pPr>
+    </w:p>
+    <w:p>
+      <w:pPr>
+        <w:tabs>
+          <w:tab w:val="left" w:pos="7656"/>
+        </w:tabs>
+      </w:pPr>
+      <w:r>
+        <w:t xml:space="preserve">Pour différencier les </w:t>
+      </w:r>
+      <w:r>
+        <w:t>rôles</w:t>
+      </w:r>
+      <w:r>
+        <w:t xml:space="preserve"> on utilisera </w:t>
+      </w:r>
+      <w:r>
+        <w:t>deux fonctions :</w:t>
+      </w:r>
+    </w:p>
+    <w:p>
+      <w:pPr>
+        <w:pStyle w:val="Paragraphedeliste"/>
+        <w:numPr>
+          <w:ilvl w:val="0"/>
+          <w:numId w:val="1"/>
+        </w:numPr>
+        <w:tabs>
+          <w:tab w:val="left" w:pos="7656"/>
+        </w:tabs>
+      </w:pPr>
+      <w:proofErr w:type="spellStart"/>
+      <w:r>
+        <w:t>parseRoles</w:t>
+      </w:r>
+      <w:proofErr w:type="spellEnd"/>
+      <w:r>
+        <w:t xml:space="preserve"> : </w:t>
+      </w:r>
+      <w:r>
+        <w:t>« </w:t>
+      </w:r>
+      <w:proofErr w:type="spellStart"/>
+      <w:r>
+        <w:t>parser</w:t>
+      </w:r>
+      <w:proofErr w:type="spellEnd"/>
+      <w:r>
+        <w:t> »</w:t>
+      </w:r>
+      <w:r>
+        <w:t xml:space="preserve"> </w:t>
+      </w:r>
+      <w:r>
+        <w:t>les rôles issus</w:t>
+      </w:r>
+      <w:r>
+        <w:t xml:space="preserve"> de la </w:t>
+      </w:r>
+      <w:proofErr w:type="spellStart"/>
+      <w:r>
+        <w:t>bdd</w:t>
+      </w:r>
+      <w:proofErr w:type="spellEnd"/>
+      <w:r>
+        <w:t xml:space="preserve"> pour le transformer en chaîne de caractère</w:t>
+      </w:r>
+    </w:p>
+    <w:p>
+      <w:pPr>
+        <w:pStyle w:val="Paragraphedeliste"/>
+        <w:numPr>
+          <w:ilvl w:val="0"/>
+          <w:numId w:val="1"/>
+        </w:numPr>
+        <w:tabs>
+          <w:tab w:val="left" w:pos="7656"/>
+        </w:tabs>
+      </w:pPr>
+      <w:proofErr w:type="spellStart"/>
+      <w:r>
+        <w:t>resolveAppRole</w:t>
+      </w:r>
+      <w:proofErr w:type="spellEnd"/>
+      <w:r>
+        <w:t> : distinguer les rôles</w:t>
+      </w:r>
+    </w:p>
+    <w:p>
+      <w:pPr>
+        <w:tabs>
+          <w:tab w:val="left" w:pos="7656"/>
+        </w:tabs>
+      </w:pPr>
+    </w:p>
+    <w:p>
+      <w:pPr>
+        <w:tabs>
+          <w:tab w:val="left" w:pos="7656"/>
+        </w:tabs>
+      </w:pPr>
+    </w:p>
+    <w:p>
+      <w:pPr>
+        <w:tabs>
+          <w:tab w:val="left" w:pos="7656"/>
+        </w:tabs>
+      </w:pPr>
+    </w:p>
+    <w:p>
+      <w:pPr>
+        <w:tabs>
+          <w:tab w:val="left" w:pos="7656"/>
+        </w:tabs>
+      </w:pPr>
+      <w:r>
+        <w:rPr>
+          <w:noProof/>
+        </w:rPr>
+        <mc:AlternateContent>
+          <mc:Choice Requires="wps">
+            <w:drawing>
+              <wp:anchor distT="0" distB="0" distL="114300" distR="114300" simplePos="0" relativeHeight="251669504" behindDoc="0" locked="0" layoutInCell="1" allowOverlap="1" wp14:anchorId="63DB5E93" wp14:editId="1A9C6719">
+                <wp:simplePos x="0" y="0"/>
+                <wp:positionH relativeFrom="margin">
+                  <wp:align>right</wp:align>
+                </wp:positionH>
+                <wp:positionV relativeFrom="paragraph">
+                  <wp:posOffset>1431925</wp:posOffset>
+                </wp:positionV>
+                <wp:extent cx="2240280" cy="2667000"/>
+                <wp:effectExtent l="0" t="0" r="26670" b="19050"/>
+                <wp:wrapNone/>
+                <wp:docPr id="600266532" name="Zone de texte 7"/>
+                <wp:cNvGraphicFramePr/>
+                <a:graphic xmlns:a="http://schemas.openxmlformats.org/drawingml/2006/main">
+                  <a:graphicData uri="http://schemas.microsoft.com/office/word/2010/wordprocessingShape">
+                    <wps:wsp>
+                      <wps:cNvSpPr txBox="1"/>
+                      <wps:spPr>
+                        <a:xfrm>
+                          <a:off x="0" y="0"/>
+                          <a:ext cx="2240280" cy="2667000"/>
+                        </a:xfrm>
+                        <a:prstGeom prst="rect">
+                          <a:avLst/>
+                        </a:prstGeom>
+                        <a:noFill/>
+                        <a:ln w="6350">
+                          <a:solidFill>
+                            <a:prstClr val="black"/>
+                          </a:solidFill>
+                        </a:ln>
+                      </wps:spPr>
+                      <wps:txbx>
+                        <w:txbxContent>
+                          <w:p>
+                            <w:r>
+                              <w:t>Ici on prend en paramètre le</w:t>
+                            </w:r>
+                            <w:r>
+                              <w:t xml:space="preserve">s </w:t>
+                            </w:r>
+                            <w:proofErr w:type="spellStart"/>
+                            <w:r>
+                              <w:t>role</w:t>
+                            </w:r>
+                            <w:r>
+                              <w:t>s</w:t>
+                            </w:r>
+                            <w:proofErr w:type="spellEnd"/>
+                            <w:r>
+                              <w:t xml:space="preserve"> </w:t>
+                            </w:r>
+                            <w:r>
+                              <w:t>dans son intégralité</w:t>
+                            </w:r>
+                            <w:r>
+                              <w:t>)</w:t>
+                            </w:r>
+                            <w:r>
+                              <w:t xml:space="preserve"> et on ira chercher les différents </w:t>
+                            </w:r>
+                            <w:proofErr w:type="spellStart"/>
+                            <w:r>
+                              <w:t>roles</w:t>
+                            </w:r>
+                            <w:proofErr w:type="spellEnd"/>
+                            <w:r>
+                              <w:t xml:space="preserve"> de chaque utilisateur.</w:t>
+                            </w:r>
+                          </w:p>
+                          <w:p>
+                            <w:r>
+                              <w:t xml:space="preserve">Par exemple </w:t>
+                            </w:r>
+                            <w:r>
+                              <w:t>en</w:t>
+                            </w:r>
+                            <w:r>
+                              <w:t xml:space="preserve"> prenant la liste [« ROLE_ADMINISTRATIF », « ROLE_ADMIN »], la fonction cherchera s’il y a par exemple </w:t>
+                            </w:r>
+                          </w:p>
+                          <w:p>
+                            <w:r>
+                              <w:t>[« ROLE_ADMINISTRATIF </w:t>
+                            </w:r>
+                            <w:r>
+                              <w:t xml:space="preserve">», s’il y ait présent, on le retourne, sinon cela renverra </w:t>
+                            </w:r>
+                            <w:proofErr w:type="spellStart"/>
+                            <w:r>
+                              <w:t>null</w:t>
+                            </w:r>
+                            <w:proofErr w:type="spellEnd"/>
+                          </w:p>
+                        </w:txbxContent>
+                      </wps:txbx>
+                      <wps:bodyPr rot="0" spcFirstLastPara="0" vertOverflow="overflow" horzOverflow="overflow" vert="horz" wrap="square" lIns="91440" tIns="45720" rIns="91440" bIns="45720" numCol="1" spcCol="0" rtlCol="0" fromWordArt="0" anchor="t" anchorCtr="0" forceAA="0" compatLnSpc="1">
+                        <a:prstTxWarp prst="textNoShape">
+                          <a:avLst/>
+                        </a:prstTxWarp>
+                        <a:noAutofit/>
+                      </wps:bodyPr>
+                    </wps:wsp>
+                  </a:graphicData>
+                </a:graphic>
+                <wp14:sizeRelV relativeFrom="margin">
+                  <wp14:pctHeight>0</wp14:pctHeight>
+                </wp14:sizeRelV>
+              </wp:anchor>
+            </w:drawing>
+          </mc:Choice>
+          <mc:Fallback>
+            <w:pict>
+              <v:shape w14:anchorId="63DB5E93" id="_x0000_s1030" type="#_x0000_t202" style="position:absolute;margin-left:125.2pt;margin-top:112.75pt;width:176.4pt;height:210pt;z-index:251669504;visibility:visible;mso-wrap-style:square;mso-height-percent:0;mso-wrap-distance-left:9pt;mso-wrap-distance-top:0;mso-wrap-distance-right:9pt;mso-wrap-distance-bottom:0;mso-position-horizontal:right;mso-position-horizontal-relative:margin;mso-position-vertical:absolute;mso-position-vertical-relative:text;mso-height-percent:0;mso-height-relative:margin;v-text-anchor:top" o:gfxdata="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" filled="f" strokeweight=".5pt">
+                <v:textbox>
+                  <w:txbxContent>
+                    <w:p>
+                      <w:r>
+                        <w:t>Ici on prend en paramètre le</w:t>
+                      </w:r>
+                      <w:r>
+                        <w:t xml:space="preserve">s </w:t>
+                      </w:r>
+                      <w:proofErr w:type="spellStart"/>
+                      <w:r>
+                        <w:t>role</w:t>
+                      </w:r>
+                      <w:r>
+                        <w:t>s</w:t>
+                      </w:r>
+                      <w:proofErr w:type="spellEnd"/>
+                      <w:r>
+                        <w:t xml:space="preserve"> </w:t>
+                      </w:r>
+                      <w:r>
+                        <w:t>dans son intégralité</w:t>
+                      </w:r>
+                      <w:r>
+                        <w:t>)</w:t>
+                      </w:r>
+                      <w:r>
+                        <w:t xml:space="preserve"> et on ira chercher les différents </w:t>
+                      </w:r>
+                      <w:proofErr w:type="spellStart"/>
+                      <w:r>
+                        <w:t>roles</w:t>
+                      </w:r>
+                      <w:proofErr w:type="spellEnd"/>
+                      <w:r>
+                        <w:t xml:space="preserve"> de chaque utilisateur.</w:t>
+                      </w:r>
+                    </w:p>
+                    <w:p>
+                      <w:r>
+                        <w:t xml:space="preserve">Par exemple </w:t>
+                      </w:r>
+                      <w:r>
+                        <w:t>en</w:t>
+                      </w:r>
+                      <w:r>
+                        <w:t xml:space="preserve"> prenant la liste [« ROLE_ADMINISTRATIF », « ROLE_ADMIN »], la fonction cherchera s’il y a par exemple </w:t>
+                      </w:r>
+                    </w:p>
+                    <w:p>
+                      <w:r>
+                        <w:t>[« ROLE_ADMINISTRATIF </w:t>
+                      </w:r>
+                      <w:r>
+                        <w:t xml:space="preserve">», s’il y ait présent, on le retourne, sinon cela renverra </w:t>
+                      </w:r>
+                      <w:proofErr w:type="spellStart"/>
+                      <w:r>
+                        <w:t>null</w:t>
+                      </w:r>
+                      <w:proofErr w:type="spellEnd"/>
+                    </w:p>
+                  </w:txbxContent>
+                </v:textbox>
+                <w10:wrap anchorx="margin"/>
+              </v:shape>
+            </w:pict>
+          </mc:Fallback>
+        </mc:AlternateContent>
+      </w:r>
+      <w:r>
+        <w:rPr>
+          <w:noProof/>
+        </w:rPr>
+        <mc:AlternateContent>
+          <mc:Choice Requires="wps">
+            <w:drawing>
+              <wp:anchor distT="0" distB="0" distL="114300" distR="114300" simplePos="0" relativeHeight="251663360" behindDoc="0" locked="0" layoutInCell="1" allowOverlap="1" wp14:anchorId="1F1EF19B" wp14:editId="4DC5297C">
+                <wp:simplePos x="0" y="0"/>
+                <wp:positionH relativeFrom="column">
+                  <wp:posOffset>37465</wp:posOffset>
+                </wp:positionH>
+                <wp:positionV relativeFrom="paragraph">
+                  <wp:posOffset>-206375</wp:posOffset>
+                </wp:positionV>
+                <wp:extent cx="2453640" cy="3665220"/>
+                <wp:effectExtent l="0" t="0" r="0" b="0"/>
+                <wp:wrapNone/>
+                <wp:docPr id="576190623" name="Zone de texte 5"/>
+                <wp:cNvGraphicFramePr/>
+                <a:graphic xmlns:a="http://schemas.openxmlformats.org/drawingml/2006/main">
+                  <a:graphicData uri="http://schemas.microsoft.com/office/word/2010/wordprocessingShape">
+                    <wps:wsp>
+                      <wps:cNvSpPr txBox="1"/>
+                      <wps:spPr>
+                        <a:xfrm>
+                          <a:off x="0" y="0"/>
+                          <a:ext cx="2453640" cy="3665220"/>
+                        </a:xfrm>
+                        <a:prstGeom prst="rect">
+                          <a:avLst/>
+                        </a:prstGeom>
+                        <a:noFill/>
+                        <a:ln w="6350">
+                          <a:noFill/>
+                        </a:ln>
+                      </wps:spPr>
+                      <wps:txbx>
+                        <w:txbxContent>
+                          <w:p>
+                            <w:r>
+                              <w:rPr>
+                                <w:noProof/>
+                              </w:rPr>
+                              <w:drawing>
+                                <wp:inline distT="0" distB="0" distL="0" distR="0" wp14:anchorId="62D4E825" wp14:editId="2AC8B0EC">
+                                  <wp:extent cx="2264410" cy="3517265"/>
+                                  <wp:effectExtent l="0" t="0" r="2540" b="6985"/>
+                                  <wp:docPr id="956790700" name="Image 1"/>
+                                  <wp:cNvGraphicFramePr>
+                                    <a:graphicFrameLocks xmlns:a="http://schemas.openxmlformats.org/drawingml/2006/main" noChangeAspect="1"/>
+                                  </wp:cNvGraphicFramePr>
+                                  <a:graphic xmlns:a="http://schemas.openxmlformats.org/drawingml/2006/main">
+                                    <a:graphicData uri="http://schemas.openxmlformats.org/drawingml/2006/picture">
+                                      <pic:pic xmlns:pic="http://schemas.openxmlformats.org/drawingml/2006/picture">
+                                        <pic:nvPicPr>
+                                          <pic:cNvPr id="956790700" name=""/>
+                                          <pic:cNvPicPr/>
+                                        </pic:nvPicPr>
+                                        <pic:blipFill>
+                                          <a:blip r:embed="rId29"/>
+                                          <a:stretch>
+                                            <a:fillRect/>
+                                          </a:stretch>
+                                        </pic:blipFill>
+                                        <pic:spPr>
+                                          <a:xfrm>
+                                            <a:off x="0" y="0"/>
+                                            <a:ext cx="2264410" cy="3517265"/>
+                                          </a:xfrm>
+                                          <a:prstGeom prst="rect">
+                                            <a:avLst/>
+                                          </a:prstGeom>
+                                        </pic:spPr>
+                                      </pic:pic>
+                                    </a:graphicData>
+                                  </a:graphic>
+                                </wp:inline>
+                              </w:drawing>
+                            </w:r>
+                          </w:p>
+                        </w:txbxContent>
+                      </wps:txbx>
+                      <wps:bodyPr rot="0" spcFirstLastPara="0" vertOverflow="overflow" horzOverflow="overflow" vert="horz" wrap="square" lIns="91440" tIns="45720" rIns="91440" bIns="45720" numCol="1" spcCol="0" rtlCol="0" fromWordArt="0" anchor="t" anchorCtr="0" forceAA="0" compatLnSpc="1">
+                        <a:prstTxWarp prst="textNoShape">
+                          <a:avLst/>
+                        </a:prstTxWarp>
+                        <a:noAutofit/>
+                      </wps:bodyPr>
+                    </wps:wsp>
+                  </a:graphicData>
+                </a:graphic>
+                <wp14:sizeRelH relativeFrom="margin">
+                  <wp14:pctWidth>0</wp14:pctWidth>
+                </wp14:sizeRelH>
+                <wp14:sizeRelV relativeFrom="margin">
+                  <wp14:pctHeight>0</wp14:pctHeight>
+                </wp14:sizeRelV>
+              </wp:anchor>
+            </w:drawing>
+          </mc:Choice>
+          <mc:Fallback>
+            <w:pict>
+              <v:shape w14:anchorId="1F1EF19B" id="Zone de texte 5" o:spid="_x0000_s1031" type="#_x0000_t202" style="position:absolute;margin-left:2.95pt;margin-top:-16.25pt;width:193.2pt;height:288.6pt;z-index:251663360;visibility:visible;mso-wrap-style:square;mso-width-percent:0;mso-height-percent:0;mso-wrap-distance-left:9pt;mso-wrap-distance-top:0;mso-wrap-distance-right:9pt;mso-wrap-distance-bottom:0;mso-position-horizontal:absolute;mso-position-horizontal-relative:text;mso-position-vertical:absolute;mso-position-vertical-relative:text;mso-width-percent:0;mso-height-percent:0;mso-width-relative:margin;mso-height-relative:margin;v-text-anchor:top" o:gfxdata="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" filled="f" stroked="f" strokeweight=".5pt">
+                <v:textbox>
+                  <w:txbxContent>
+                    <w:p>
+                      <w:r>
+                        <w:rPr>
+                          <w:noProof/>
+                        </w:rPr>
+                        <w:drawing>
+                          <wp:inline distT="0" distB="0" distL="0" distR="0" wp14:anchorId="62D4E825" wp14:editId="2AC8B0EC">
+                            <wp:extent cx="2264410" cy="3517265"/>
+                            <wp:effectExtent l="0" t="0" r="2540" b="6985"/>
+                            <wp:docPr id="956790700" name="Image 1"/>
+                            <wp:cNvGraphicFramePr>
+                              <a:graphicFrameLocks xmlns:a="http://schemas.openxmlformats.org/drawingml/2006/main" noChangeAspect="1"/>
+                            </wp:cNvGraphicFramePr>
+                            <a:graphic xmlns:a="http://schemas.openxmlformats.org/drawingml/2006/main">
+                              <a:graphicData uri="http://schemas.openxmlformats.org/drawingml/2006/picture">
+                                <pic:pic xmlns:pic="http://schemas.openxmlformats.org/drawingml/2006/picture">
+                                  <pic:nvPicPr>
+                                    <pic:cNvPr id="956790700" name=""/>
+                                    <pic:cNvPicPr/>
+                                  </pic:nvPicPr>
+                                  <pic:blipFill>
+                                    <a:blip r:embed="rId29"/>
+                                    <a:stretch>
+                                      <a:fillRect/>
+                                    </a:stretch>
+                                  </pic:blipFill>
+                                  <pic:spPr>
+                                    <a:xfrm>
+                                      <a:off x="0" y="0"/>
+                                      <a:ext cx="2264410" cy="3517265"/>
+                                    </a:xfrm>
+                                    <a:prstGeom prst="rect">
+                                      <a:avLst/>
+                                    </a:prstGeom>
+                                  </pic:spPr>
+                                </pic:pic>
+                              </a:graphicData>
+                            </a:graphic>
+                          </wp:inline>
+                        </w:drawing>
+                      </w:r>
+                    </w:p>
+                  </w:txbxContent>
+                </v:textbox>
+              </v:shape>
+            </w:pict>
+          </mc:Fallback>
+        </mc:AlternateContent>
+      </w:r>
+      <w:r>
+        <w:rPr>
+          <w:noProof/>
+        </w:rPr>
+        <mc:AlternateContent>
+          <mc:Choice Requires="wps">
+            <w:drawing>
+              <wp:anchor distT="0" distB="0" distL="114300" distR="114300" simplePos="0" relativeHeight="251667456" behindDoc="0" locked="0" layoutInCell="1" allowOverlap="1" wp14:anchorId="11F9708A" wp14:editId="16D4F0D7">
+                <wp:simplePos x="0" y="0"/>
+                <wp:positionH relativeFrom="column">
+                  <wp:posOffset>3527425</wp:posOffset>
+                </wp:positionH>
+                <wp:positionV relativeFrom="paragraph">
+                  <wp:posOffset>-153035</wp:posOffset>
+                </wp:positionV>
+                <wp:extent cx="2240280" cy="1524000"/>
+                <wp:effectExtent l="0" t="0" r="26670" b="19050"/>
+                <wp:wrapNone/>
+                <wp:docPr id="1268585398" name="Zone de texte 7"/>
+                <wp:cNvGraphicFramePr/>
+                <a:graphic xmlns:a="http://schemas.openxmlformats.org/drawingml/2006/main">
+                  <a:graphicData uri="http://schemas.microsoft.com/office/word/2010/wordprocessingShape">
+                    <wps:wsp>
+                      <wps:cNvSpPr txBox="1"/>
+                      <wps:spPr>
+                        <a:xfrm>
+                          <a:off x="0" y="0"/>
+                          <a:ext cx="2240280" cy="1524000"/>
+                        </a:xfrm>
+                        <a:prstGeom prst="rect">
+                          <a:avLst/>
+                        </a:prstGeom>
+                        <a:noFill/>
+                        <a:ln w="6350">
+                          <a:solidFill>
+                            <a:prstClr val="black"/>
+                          </a:solidFill>
+                        </a:ln>
+                      </wps:spPr>
+                      <wps:txbx>
+                        <w:txbxContent>
+                          <w:p>
+                            <w:r>
+                              <w:t xml:space="preserve">Ici on prend en paramètre le </w:t>
+                            </w:r>
+                            <w:proofErr w:type="spellStart"/>
+                            <w:r>
+                              <w:t>role</w:t>
+                            </w:r>
+                            <w:proofErr w:type="spellEnd"/>
+                            <w:r>
+                              <w:t xml:space="preserve"> à son état brut dans la base de de données, (qui est une liste), on ira « </w:t>
+                            </w:r>
+                            <w:proofErr w:type="spellStart"/>
+                            <w:r>
+                              <w:t>parser</w:t>
+                            </w:r>
+                            <w:proofErr w:type="spellEnd"/>
+                            <w:r>
+                              <w:t> » cette liste et renvoyer la valeur</w:t>
+                            </w:r>
+                          </w:p>
+                        </w:txbxContent>
+                      </wps:txbx>
+                      <wps:bodyPr rot="0" spcFirstLastPara="0" vertOverflow="overflow" horzOverflow="overflow" vert="horz" wrap="square" lIns="91440" tIns="45720" rIns="91440" bIns="45720" numCol="1" spcCol="0" rtlCol="0" fromWordArt="0" anchor="t" anchorCtr="0" forceAA="0" compatLnSpc="1">
+                        <a:prstTxWarp prst="textNoShape">
+                          <a:avLst/>
+                        </a:prstTxWarp>
+                        <a:noAutofit/>
+                      </wps:bodyPr>
+                    </wps:wsp>
+                  </a:graphicData>
+                </a:graphic>
+              </wp:anchor>
+            </w:drawing>
+          </mc:Choice>
+          <mc:Fallback>
+            <w:pict>
+              <v:shape w14:anchorId="11F9708A" id="_x0000_s1032" type="#_x0000_t202" style="position:absolute;margin-left:277.75pt;margin-top:-12.05pt;width:176.4pt;height:120pt;z-index:251667456;visibility:visible;mso-wrap-style:square;mso-wrap-distance-left:9pt;mso-wrap-distance-top:0;mso-wrap-distance-right:9pt;mso-wrap-distance-bottom:0;mso-position-horizontal:absolute;mso-position-horizontal-relative:text;mso-position-vertical:absolute;mso-position-vertical-relative:text;v-text-anchor:top" o:gfxdata="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" filled="f" strokeweight=".5pt">
+                <v:textbox>
+                  <w:txbxContent>
+                    <w:p>
+                      <w:r>
+                        <w:t xml:space="preserve">Ici on prend en paramètre le </w:t>
+                      </w:r>
+                      <w:proofErr w:type="spellStart"/>
+                      <w:r>
+                        <w:t>role</w:t>
+                      </w:r>
+                      <w:proofErr w:type="spellEnd"/>
+                      <w:r>
+                        <w:t xml:space="preserve"> à son état brut dans la base de de données, (qui est une liste), on ira « </w:t>
+                      </w:r>
+                      <w:proofErr w:type="spellStart"/>
+                      <w:r>
+                        <w:t>parser</w:t>
+                      </w:r>
+                      <w:proofErr w:type="spellEnd"/>
+                      <w:r>
+                        <w:t> » cette liste et renvoyer la valeur</w:t>
+                      </w:r>
+                    </w:p>
+                  </w:txbxContent>
+                </v:textbox>
+              </v:shape>
+            </w:pict>
+          </mc:Fallback>
+        </mc:AlternateContent>
+      </w:r>
+      <w:r>
+        <w:rPr>
+          <w:noProof/>
+        </w:rPr>
+        <mc:AlternateContent>
+          <mc:Choice Requires="wps">
+            <w:drawing>
+              <wp:anchor distT="0" distB="0" distL="114300" distR="114300" simplePos="0" relativeHeight="251666432" behindDoc="0" locked="0" layoutInCell="1" allowOverlap="1" wp14:anchorId="5DA21798" wp14:editId="73260BD8">
+                <wp:simplePos x="0" y="0"/>
+                <wp:positionH relativeFrom="column">
+                  <wp:posOffset>2841625</wp:posOffset>
+                </wp:positionH>
+                <wp:positionV relativeFrom="paragraph">
+                  <wp:posOffset>1767205</wp:posOffset>
+                </wp:positionV>
+                <wp:extent cx="434340" cy="1447800"/>
+                <wp:effectExtent l="0" t="0" r="22860" b="19050"/>
+                <wp:wrapNone/>
+                <wp:docPr id="1229421491" name="Accolade fermante 6"/>
+                <wp:cNvGraphicFramePr/>
+                <a:graphic xmlns:a="http://schemas.openxmlformats.org/drawingml/2006/main">
+                  <a:graphicData uri="http://schemas.microsoft.com/office/word/2010/wordprocessingShape">
+                    <wps:wsp>
+                      <wps:cNvSpPr/>
+                      <wps:spPr>
+                        <a:xfrm>
+                          <a:off x="0" y="0"/>
+                          <a:ext cx="434340" cy="1447800"/>
+                        </a:xfrm>
+                        <a:prstGeom prst="rightBrace">
+                          <a:avLst/>
+                        </a:prstGeom>
+                      </wps:spPr>
+                      <wps:style>
+                        <a:lnRef idx="1">
+                          <a:schemeClr val="accent1"/>
+                        </a:lnRef>
+                        <a:fillRef idx="0">
+                          <a:schemeClr val="accent1"/>
+                        </a:fillRef>
+                        <a:effectRef idx="0">
+                          <a:schemeClr val="accent1"/>
+                        </a:effectRef>
+                        <a:fontRef idx="minor">
+                          <a:schemeClr val="tx1"/>
+                        </a:fontRef>
+                      </wps:style>
+                      <wps:bodyPr rot="0" spcFirstLastPara="0" vertOverflow="overflow" horzOverflow="overflow" vert="horz" wrap="square" lIns="91440" tIns="45720" rIns="91440" bIns="45720" numCol="1" spcCol="0" rtlCol="0" fromWordArt="0" anchor="ctr" anchorCtr="0" forceAA="0" compatLnSpc="1">
+                        <a:prstTxWarp prst="textNoShape">
+                          <a:avLst/>
+                        </a:prstTxWarp>
+                        <a:noAutofit/>
+                      </wps:bodyPr>
+                    </wps:wsp>
+                  </a:graphicData>
+                </a:graphic>
+              </wp:anchor>
+            </w:drawing>
+          </mc:Choice>
+          <mc:Fallback>
+            <w:pict>
+              <v:shapetype w14:anchorId="4C322D46" id="_x0000_t88" coordsize="21600,21600" o:spt="88" adj="1800,10800" path="m,qx10800@0l10800@2qy21600@11,10800@3l10800@1qy,21600e" filled="f">
+                <v:formulas>
+                  <v:f eqn="val #0"/>
+                  <v:f eqn="sum 21600 0 #0"/>
+                  <v:f eqn="sum #1 0 #0"/>
+                  <v:f eqn="sum #1 #0 0"/>
+                  <v:f eqn="prod #0 9598 32768"/>
+                  <v:f eqn="sum 21600 0 @4"/>
+                  <v:f eqn="sum 21600 0 #1"/>
+                  <v:f eqn="min #1 @6"/>
+                  <v:f eqn="prod @7 1 2"/>
+                  <v:f eqn="prod #0 2 1"/>
+                  <v:f eqn="sum 21600 0 @9"/>
+                  <v:f eqn="val #1"/>
+                </v:formulas>
+                <v:path arrowok="t" o:connecttype="custom" o:connectlocs="0,0;21600,@11;0,21600" textboxrect="0,@4,7637,@5"/>
+                <v:handles>
+                  <v:h position="center,#0" yrange="0,@8"/>
+                  <v:h position="bottomRight,#1" yrange="@9,@10"/>
+                </v:handles>
+              </v:shapetype>
+              <v:shape id="Accolade fermante 6" o:spid="_x0000_s1026" type="#_x0000_t88" style="position:absolute;margin-left:223.75pt;margin-top:139.15pt;width:34.2pt;height:114pt;z-index:251666432;visibility:visible;mso-wrap-style:square;mso-wrap-distance-left:9pt;mso-wrap-distance-top:0;mso-wrap-distance-right:9pt;mso-wrap-distance-bottom:0;mso-position-horizontal:absolute;mso-position-horizontal-relative:text;mso-position-vertical:absolute;mso-position-vertical-relative:text;v-text-anchor:middle" o:gfxdata="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" adj="540" strokecolor="#156082 [3204]" strokeweight=".5pt">
+                <v:stroke joinstyle="miter"/>
+              </v:shape>
+            </w:pict>
+          </mc:Fallback>
+        </mc:AlternateContent>
+      </w:r>
+      <w:r>
+        <w:rPr>
+          <w:noProof/>
+        </w:rPr>
+        <mc:AlternateContent>
+          <mc:Choice Requires="wps">
+            <w:drawing>
+              <wp:anchor distT="0" distB="0" distL="114300" distR="114300" simplePos="0" relativeHeight="251664384" behindDoc="0" locked="0" layoutInCell="1" allowOverlap="1" wp14:anchorId="0C4E2249" wp14:editId="41FBD5F7">
+                <wp:simplePos x="0" y="0"/>
+                <wp:positionH relativeFrom="column">
+                  <wp:posOffset>2917825</wp:posOffset>
+                </wp:positionH>
+                <wp:positionV relativeFrom="paragraph">
+                  <wp:posOffset>-145415</wp:posOffset>
+                </wp:positionV>
+                <wp:extent cx="434340" cy="1447800"/>
+                <wp:effectExtent l="0" t="0" r="22860" b="19050"/>
+                <wp:wrapNone/>
+                <wp:docPr id="931404972" name="Accolade fermante 6"/>
+                <wp:cNvGraphicFramePr/>
+                <a:graphic xmlns:a="http://schemas.openxmlformats.org/drawingml/2006/main">
+                  <a:graphicData uri="http://schemas.microsoft.com/office/word/2010/wordprocessingShape">
+                    <wps:wsp>
+                      <wps:cNvSpPr/>
+                      <wps:spPr>
+                        <a:xfrm>
+                          <a:off x="0" y="0"/>
+                          <a:ext cx="434340" cy="1447800"/>
+                        </a:xfrm>
+                        <a:prstGeom prst="rightBrace">
+                          <a:avLst/>
+                        </a:prstGeom>
+                      </wps:spPr>
+                      <wps:style>
+                        <a:lnRef idx="1">
+                          <a:schemeClr val="accent1"/>
+                        </a:lnRef>
+                        <a:fillRef idx="0">
+                          <a:schemeClr val="accent1"/>
+                        </a:fillRef>
+                        <a:effectRef idx="0">
+                          <a:schemeClr val="accent1"/>
+                        </a:effectRef>
+                        <a:fontRef idx="minor">
+                          <a:schemeClr val="tx1"/>
+                        </a:fontRef>
+                      </wps:style>
+                      <wps:bodyPr rot="0" spcFirstLastPara="0" vertOverflow="overflow" horzOverflow="overflow" vert="horz" wrap="square" lIns="91440" tIns="45720" rIns="91440" bIns="45720" numCol="1" spcCol="0" rtlCol="0" fromWordArt="0" anchor="ctr" anchorCtr="0" forceAA="0" compatLnSpc="1">
+                        <a:prstTxWarp prst="textNoShape">
+                          <a:avLst/>
+                        </a:prstTxWarp>
+                        <a:noAutofit/>
+                      </wps:bodyPr>
+                    </wps:wsp>
+                  </a:graphicData>
+                </a:graphic>
+              </wp:anchor>
+            </w:drawing>
+          </mc:Choice>
+          <mc:Fallback>
+            <w:pict>
+              <v:shape w14:anchorId="3C6559FB" id="Accolade fermante 6" o:spid="_x0000_s1026" type="#_x0000_t88" style="position:absolute;margin-left:229.75pt;margin-top:-11.45pt;width:34.2pt;height:114pt;z-index:251664384;visibility:visible;mso-wrap-style:square;mso-wrap-distance-left:9pt;mso-wrap-distance-top:0;mso-wrap-distance-right:9pt;mso-wrap-distance-bottom:0;mso-position-horizontal:absolute;mso-position-horizontal-relative:text;mso-position-vertical:absolute;mso-position-vertical-relative:text;v-text-anchor:middle" o:gfxdata="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" adj="540" strokecolor="#156082 [3204]" strokeweight=".5pt">
+                <v:stroke joinstyle="miter"/>
+              </v:shape>
+            </w:pict>
+          </mc:Fallback>
+        </mc:AlternateContent>
+      </w:r>
+    </w:p>
+    <w:p/>
+    <w:p/>
+    <w:p/>
+    <w:p/>
+    <w:p/>
+    <w:p/>
+    <w:p/>
+    <w:p/>
+    <w:p>
+      <w:pPr>
+        <w:tabs>
+          <w:tab w:val="left" w:pos="5172"/>
+        </w:tabs>
+      </w:pPr>
+      <w:r>
+        <w:tab/>
+      </w:r>
+    </w:p>
+    <w:p>
+      <w:pPr>
+        <w:tabs>
+          <w:tab w:val="left" w:pos="5172"/>
+        </w:tabs>
+      </w:pPr>
+    </w:p>
+    <w:p>
+      <w:pPr>
+        <w:tabs>
+          <w:tab w:val="left" w:pos="5172"/>
+        </w:tabs>
+      </w:pPr>
+    </w:p>
+    <w:p>
+      <w:pPr>
+        <w:tabs>
+          <w:tab w:val="left" w:pos="5172"/>
+        </w:tabs>
+      </w:pPr>
+    </w:p>
+    <w:p>
+      <w:pPr>
+        <w:tabs>
+          <w:tab w:val="left" w:pos="5172"/>
+        </w:tabs>
+      </w:pPr>
+    </w:p>
+    <w:p>
+      <w:pPr>
+        <w:tabs>
+          <w:tab w:val="left" w:pos="5172"/>
+        </w:tabs>
+      </w:pPr>
+      <w:r>
+        <w:t>La deuxième route est celle de /login, à la manière de /</w:t>
+      </w:r>
+      <w:proofErr w:type="spellStart"/>
+      <w:r>
+        <w:t>users</w:t>
+      </w:r>
+      <w:proofErr w:type="spellEnd"/>
+      <w:r>
+        <w:t xml:space="preserve">, on </w:t>
+      </w:r>
+      <w:r>
+        <w:t>récupère</w:t>
+      </w:r>
+      <w:r>
+        <w:t xml:space="preserve"> en une variable les informations nécessaires pour se connecter (</w:t>
+      </w:r>
+      <w:proofErr w:type="spellStart"/>
+      <w:r>
+        <w:t>email,password</w:t>
+      </w:r>
+      <w:proofErr w:type="spellEnd"/>
+      <w:r>
+        <w:t>)</w:t>
+      </w:r>
+      <w:r>
+        <w:t xml:space="preserve">. </w:t>
+      </w:r>
+    </w:p>
+    <w:p>
+      <w:pPr>
+        <w:tabs>
+          <w:tab w:val="left" w:pos="5172"/>
+        </w:tabs>
+      </w:pPr>
+      <w:r>
+        <w:drawing>
+          <wp:inline distT="0" distB="0" distL="0" distR="0" wp14:anchorId="72D29B89" wp14:editId="14A5D686">
+            <wp:extent cx="3658111" cy="533474"/>
+            <wp:effectExtent l="0" t="0" r="0" b="0"/>
+            <wp:docPr id="167595077" name="Image 1"/>
+            <wp:cNvGraphicFramePr>
+              <a:graphicFrameLocks xmlns:a="http://schemas.openxmlformats.org/drawingml/2006/main" noChangeAspect="1"/>
+            </wp:cNvGraphicFramePr>
+            <a:graphic xmlns:a="http://schemas.openxmlformats.org/drawingml/2006/main">
+              <a:graphicData uri="http://schemas.openxmlformats.org/drawingml/2006/picture">
+                <pic:pic xmlns:pic="http://schemas.openxmlformats.org/drawingml/2006/picture">
+                  <pic:nvPicPr>
+                    <pic:cNvPr id="167595077" name=""/>
+                    <pic:cNvPicPr/>
+                  </pic:nvPicPr>
+                  <pic:blipFill>
+                    <a:blip r:embed="rId30"/>
+                    <a:stretch>
+                      <a:fillRect/>
+                    </a:stretch>
+                  </pic:blipFill>
+                  <pic:spPr>
+                    <a:xfrm>
+                      <a:off x="0" y="0"/>
+                      <a:ext cx="3658111" cy="533474"/>
+                    </a:xfrm>
+                    <a:prstGeom prst="rect">
+                      <a:avLst/>
+                    </a:prstGeom>
+                  </pic:spPr>
+                </pic:pic>
+              </a:graphicData>
+            </a:graphic>
+          </wp:inline>
+        </w:drawing>
+      </w:r>
+    </w:p>
+    <w:p>
+      <w:pPr>
+        <w:tabs>
+          <w:tab w:val="left" w:pos="5172"/>
+        </w:tabs>
+      </w:pPr>
+      <w:r>
+        <w:t>On vérifie que le mot de passe et l’émail ne sont pas vides, puis on fait la requête SQL pour aller chercher les informations via l’email</w:t>
+      </w:r>
+      <w:r>
+        <w:t>, en se limitant à une seule adresse mail</w:t>
+      </w:r>
+      <w:r>
+        <w:t>.</w:t>
+      </w:r>
+    </w:p>
+    <w:p>
+      <w:pPr>
+        <w:tabs>
+          <w:tab w:val="left" w:pos="5172"/>
+        </w:tabs>
+      </w:pPr>
+      <w:r>
+        <w:drawing>
+          <wp:inline distT="0" distB="0" distL="0" distR="0" wp14:anchorId="005F2E9C" wp14:editId="326AAF80">
+            <wp:extent cx="5760720" cy="509270"/>
+            <wp:effectExtent l="0" t="0" r="0" b="5080"/>
+            <wp:docPr id="814701881" name="Image 1"/>
+            <wp:cNvGraphicFramePr>
+              <a:graphicFrameLocks xmlns:a="http://schemas.openxmlformats.org/drawingml/2006/main" noChangeAspect="1"/>
+            </wp:cNvGraphicFramePr>
+            <a:graphic xmlns:a="http://schemas.openxmlformats.org/drawingml/2006/main">
+              <a:graphicData uri="http://schemas.openxmlformats.org/drawingml/2006/picture">
+                <pic:pic xmlns:pic="http://schemas.openxmlformats.org/drawingml/2006/picture">
+                  <pic:nvPicPr>
+                    <pic:cNvPr id="814701881" name=""/>
+                    <pic:cNvPicPr/>
+                  </pic:nvPicPr>
+                  <pic:blipFill>
+                    <a:blip r:embed="rId31"/>
+                    <a:stretch>
+                      <a:fillRect/>
+                    </a:stretch>
+                  </pic:blipFill>
+                  <pic:spPr>
+                    <a:xfrm>
+                      <a:off x="0" y="0"/>
+                      <a:ext cx="5760720" cy="509270"/>
+                    </a:xfrm>
+                    <a:prstGeom prst="rect">
+                      <a:avLst/>
+                    </a:prstGeom>
+                  </pic:spPr>
+                </pic:pic>
+              </a:graphicData>
+            </a:graphic>
+          </wp:inline>
+        </w:drawing>
+      </w:r>
+    </w:p>
+    <w:p>
+      <w:pPr>
+        <w:tabs>
+          <w:tab w:val="left" w:pos="5172"/>
+        </w:tabs>
+      </w:pPr>
+      <w:r>
+        <w:drawing>
+          <wp:inline distT="0" distB="0" distL="0" distR="0" wp14:anchorId="23BB9236" wp14:editId="0BF57223">
+            <wp:extent cx="5760720" cy="273050"/>
+            <wp:effectExtent l="0" t="0" r="0" b="0"/>
+            <wp:docPr id="284753532" name="Image 1"/>
+            <wp:cNvGraphicFramePr>
+              <a:graphicFrameLocks xmlns:a="http://schemas.openxmlformats.org/drawingml/2006/main" noChangeAspect="1"/>
+            </wp:cNvGraphicFramePr>
+            <a:graphic xmlns:a="http://schemas.openxmlformats.org/drawingml/2006/main">
+              <a:graphicData uri="http://schemas.openxmlformats.org/drawingml/2006/picture">
+                <pic:pic xmlns:pic="http://schemas.openxmlformats.org/drawingml/2006/picture">
+                  <pic:nvPicPr>
+                    <pic:cNvPr id="284753532" name=""/>
+                    <pic:cNvPicPr/>
+                  </pic:nvPicPr>
+                  <pic:blipFill>
+                    <a:blip r:embed="rId32"/>
+                    <a:stretch>
+                      <a:fillRect/>
+                    </a:stretch>
+                  </pic:blipFill>
+                  <pic:spPr>
+                    <a:xfrm>
+                      <a:off x="0" y="0"/>
+                      <a:ext cx="5760720" cy="273050"/>
+                    </a:xfrm>
+                    <a:prstGeom prst="rect">
+                      <a:avLst/>
+                    </a:prstGeom>
+                  </pic:spPr>
+                </pic:pic>
+              </a:graphicData>
+            </a:graphic>
+          </wp:inline>
+        </w:drawing>
+      </w:r>
+    </w:p>
+    <w:p>
+      <w:pPr>
+        <w:tabs>
+          <w:tab w:val="left" w:pos="5172"/>
+        </w:tabs>
+      </w:pPr>
+      <w:r>
+        <w:t>Par la suite</w:t>
+      </w:r>
+      <w:r>
+        <w:t xml:space="preserve"> on exécute la requête en asynchrone</w:t>
+      </w:r>
+      <w:r>
+        <w:t xml:space="preserve"> avec les paramètres</w:t>
+      </w:r>
+      <w:r>
+        <w:t>.</w:t>
+      </w:r>
+    </w:p>
+    <w:p>
+      <w:pPr>
+        <w:tabs>
+          <w:tab w:val="left" w:pos="5172"/>
+        </w:tabs>
+      </w:pPr>
+      <w:r>
+        <w:drawing>
+          <wp:inline distT="0" distB="0" distL="0" distR="0" wp14:anchorId="7DF3C7CD" wp14:editId="0C44EC9A">
+            <wp:extent cx="4163006" cy="228632"/>
+            <wp:effectExtent l="0" t="0" r="0" b="0"/>
+            <wp:docPr id="1868363545" name="Image 1"/>
+            <wp:cNvGraphicFramePr>
+              <a:graphicFrameLocks xmlns:a="http://schemas.openxmlformats.org/drawingml/2006/main" noChangeAspect="1"/>
+            </wp:cNvGraphicFramePr>
+            <a:graphic xmlns:a="http://schemas.openxmlformats.org/drawingml/2006/main">
+              <a:graphicData uri="http://schemas.openxmlformats.org/drawingml/2006/picture">
+                <pic:pic xmlns:pic="http://schemas.openxmlformats.org/drawingml/2006/picture">
+                  <pic:nvPicPr>
+                    <pic:cNvPr id="1868363545" name=""/>
+                    <pic:cNvPicPr/>
+                  </pic:nvPicPr>
+                  <pic:blipFill>
+                    <a:blip r:embed="rId33"/>
+                    <a:stretch>
+                      <a:fillRect/>
+                    </a:stretch>
+                  </pic:blipFill>
+                  <pic:spPr>
+                    <a:xfrm>
+                      <a:off x="0" y="0"/>
+                      <a:ext cx="4163006" cy="228632"/>
+                    </a:xfrm>
+                    <a:prstGeom prst="rect">
+                      <a:avLst/>
+                    </a:prstGeom>
+                  </pic:spPr>
+                </pic:pic>
+              </a:graphicData>
+            </a:graphic>
+          </wp:inline>
+        </w:drawing>
+      </w:r>
+    </w:p>
+    <w:p>
+      <w:pPr>
+        <w:tabs>
+          <w:tab w:val="left" w:pos="5172"/>
+        </w:tabs>
+      </w:pPr>
+      <w:r>
+        <w:t>Par la suite on effectue une gestion d’erreur afin de vérifier qu’en cas d’erreur l’API ne bloque et si l’une des colonnes est vide on renverra un message d’erreur afin que l’utilisateur remplir les champs</w:t>
+      </w:r>
+    </w:p>
+    <w:p>
+      <w:pPr>
+        <w:tabs>
+          <w:tab w:val="left" w:pos="5172"/>
+        </w:tabs>
+      </w:pPr>
+      <w:r>
+        <w:lastRenderedPageBreak/>
+        <w:drawing>
+          <wp:inline distT="0" distB="0" distL="0" distR="0" wp14:anchorId="0C660BBA" wp14:editId="71270104">
+            <wp:extent cx="5760720" cy="1226820"/>
+            <wp:effectExtent l="0" t="0" r="0" b="0"/>
+            <wp:docPr id="84055228" name="Image 1"/>
+            <wp:cNvGraphicFramePr>
+              <a:graphicFrameLocks xmlns:a="http://schemas.openxmlformats.org/drawingml/2006/main" noChangeAspect="1"/>
+            </wp:cNvGraphicFramePr>
+            <a:graphic xmlns:a="http://schemas.openxmlformats.org/drawingml/2006/main">
+              <a:graphicData uri="http://schemas.openxmlformats.org/drawingml/2006/picture">
+                <pic:pic xmlns:pic="http://schemas.openxmlformats.org/drawingml/2006/picture">
+                  <pic:nvPicPr>
+                    <pic:cNvPr id="84055228" name=""/>
+                    <pic:cNvPicPr/>
+                  </pic:nvPicPr>
+                  <pic:blipFill>
+                    <a:blip r:embed="rId34"/>
+                    <a:stretch>
+                      <a:fillRect/>
+                    </a:stretch>
+                  </pic:blipFill>
+                  <pic:spPr>
+                    <a:xfrm>
+                      <a:off x="0" y="0"/>
+                      <a:ext cx="5760720" cy="1226820"/>
+                    </a:xfrm>
+                    <a:prstGeom prst="rect">
+                      <a:avLst/>
+                    </a:prstGeom>
+                  </pic:spPr>
+                </pic:pic>
+              </a:graphicData>
+            </a:graphic>
+          </wp:inline>
+        </w:drawing>
+      </w:r>
+    </w:p>
+    <w:p>
+      <w:pPr>
+        <w:tabs>
+          <w:tab w:val="left" w:pos="5172"/>
+        </w:tabs>
+      </w:pPr>
+    </w:p>
+    <w:p>
+      <w:pPr>
+        <w:tabs>
+          <w:tab w:val="left" w:pos="5172"/>
+        </w:tabs>
+      </w:pPr>
+      <w:r>
+        <w:t>Ensuite on prend le premier résultat de la colonne, en l’identifiant comme l’utilisateur.</w:t>
+      </w:r>
+    </w:p>
+    <w:p>
+      <w:pPr>
+        <w:tabs>
+          <w:tab w:val="left" w:pos="5172"/>
+        </w:tabs>
+        <w:jc w:val="center"/>
+      </w:pPr>
+      <w:r>
+        <w:drawing>
+          <wp:inline distT="0" distB="0" distL="0" distR="0" wp14:anchorId="3B69E0F3" wp14:editId="67E7AAC8">
+            <wp:extent cx="2029108" cy="238158"/>
+            <wp:effectExtent l="0" t="0" r="9525" b="9525"/>
+            <wp:docPr id="1067372988" name="Image 1"/>
+            <wp:cNvGraphicFramePr>
+              <a:graphicFrameLocks xmlns:a="http://schemas.openxmlformats.org/drawingml/2006/main" noChangeAspect="1"/>
+            </wp:cNvGraphicFramePr>
+            <a:graphic xmlns:a="http://schemas.openxmlformats.org/drawingml/2006/main">
+              <a:graphicData uri="http://schemas.openxmlformats.org/drawingml/2006/picture">
+                <pic:pic xmlns:pic="http://schemas.openxmlformats.org/drawingml/2006/picture">
+                  <pic:nvPicPr>
+                    <pic:cNvPr id="1067372988" name=""/>
+                    <pic:cNvPicPr/>
+                  </pic:nvPicPr>
+                  <pic:blipFill>
+                    <a:blip r:embed="rId35"/>
+                    <a:stretch>
+                      <a:fillRect/>
+                    </a:stretch>
+                  </pic:blipFill>
+                  <pic:spPr>
+                    <a:xfrm>
+                      <a:off x="0" y="0"/>
+                      <a:ext cx="2029108" cy="238158"/>
+                    </a:xfrm>
+                    <a:prstGeom prst="rect">
+                      <a:avLst/>
+                    </a:prstGeom>
+                  </pic:spPr>
+                </pic:pic>
+              </a:graphicData>
+            </a:graphic>
+          </wp:inline>
+        </w:drawing>
+      </w:r>
+    </w:p>
+    <w:p>
+      <w:pPr>
+        <w:tabs>
+          <w:tab w:val="left" w:pos="5172"/>
+        </w:tabs>
+        <w:jc w:val="both"/>
+      </w:pPr>
+      <w:r>
+        <w:t>L’étape suivante est de s’occuper du mot de passe qui est haché :</w:t>
+      </w:r>
+    </w:p>
+    <w:p>
+      <w:pPr>
+        <w:tabs>
+          <w:tab w:val="left" w:pos="5172"/>
+        </w:tabs>
+      </w:pPr>
+    </w:p>
     <w:sectPr>
-      <w:headerReference w:type="default" r:id="rId24"/>
-      <w:footerReference w:type="default" r:id="rId25"/>
+      <w:headerReference w:type="default" r:id="rId36"/>
+      <w:footerReference w:type="default" r:id="rId37"/>
       <w:pgSz w:w="11906" w:h="16838"/>
       <w:pgMar w:top="1417" w:right="1417" w:bottom="1417" w:left="1417" w:header="708" w:footer="708" w:gutter="0"/>
       <w:cols w:space="708"/>
@@ -2597,6 +4896,7 @@
   <w:style w:type="character" w:default="1" w:styleId="Policepardfaut">
     <w:name w:val="Default Paragraph Font"/>
     <w:uiPriority w:val="1"/>
+    <w:semiHidden/>
     <w:unhideWhenUsed/>
   </w:style>
   <w:style w:type="table" w:default="1" w:styleId="TableauNormal">

--- a/Aides/Documents/Documentation Technique(1).docx
+++ b/Aides/Documents/Documentation Technique(1).docx
@@ -124,6 +124,7 @@
       <w:r>
         <w:t xml:space="preserve"> et se trouve dans un fichier </w:t>
       </w:r>
+      <w:proofErr w:type="gramStart"/>
       <w:r>
         <w:rPr>
           <w:rFonts w:ascii="Consolas" w:hAnsi="Consolas"/>
@@ -134,7 +135,14 @@
         <w:rPr>
           <w:rFonts w:ascii="Consolas" w:hAnsi="Consolas"/>
         </w:rPr>
-        <w:t xml:space="preserve"> . </w:t>
+        <w:t xml:space="preserve"> .</w:t>
+      </w:r>
+      <w:proofErr w:type="gramEnd"/>
+      <w:r>
+        <w:rPr>
+          <w:rFonts w:ascii="Consolas" w:hAnsi="Consolas"/>
+        </w:rPr>
+        <w:t xml:space="preserve"> </w:t>
       </w:r>
     </w:p>
     <w:p>
@@ -895,7 +903,7 @@
           <w:noProof/>
         </w:rPr>
         <w:drawing>
-          <wp:inline distT="0" distB="0" distL="0" distR="0" wp14:anchorId="2536718D" wp14:editId="45CBE645">
+          <wp:inline distT="0" distB="0" distL="0" distR="0" wp14:anchorId="2536718D" wp14:editId="7A8244F4">
             <wp:extent cx="3605052" cy="7311390"/>
             <wp:effectExtent l="0" t="0" r="0" b="3810"/>
             <wp:docPr id="1580423978" name="Image 4"/>
@@ -964,7 +972,7 @@
           <w:noProof/>
         </w:rPr>
         <w:drawing>
-          <wp:inline distT="0" distB="0" distL="0" distR="0" wp14:anchorId="6F16F49F" wp14:editId="1A4435AD">
+          <wp:inline distT="0" distB="0" distL="0" distR="0" wp14:anchorId="6F16F49F" wp14:editId="54AFE21D">
             <wp:extent cx="3393592" cy="6838950"/>
             <wp:effectExtent l="0" t="0" r="0" b="0"/>
             <wp:docPr id="1213528569" name="Image 6"/>
@@ -1047,7 +1055,7 @@
         </w:rPr>
         <w:lastRenderedPageBreak/>
         <w:drawing>
-          <wp:inline distT="0" distB="0" distL="0" distR="0" wp14:anchorId="59C7589E" wp14:editId="59227736">
+          <wp:inline distT="0" distB="0" distL="0" distR="0" wp14:anchorId="59C7589E" wp14:editId="3E54C254">
             <wp:extent cx="3538327" cy="7153275"/>
             <wp:effectExtent l="0" t="0" r="5080" b="0"/>
             <wp:docPr id="340219067" name="Image 8"/>
@@ -1255,7 +1263,7 @@
         </w:rPr>
         <w:lastRenderedPageBreak/>
         <w:drawing>
-          <wp:inline distT="0" distB="0" distL="0" distR="0" wp14:anchorId="6F3B94A0" wp14:editId="0F0BF77F">
+          <wp:inline distT="0" distB="0" distL="0" distR="0" wp14:anchorId="6F3B94A0" wp14:editId="6E0E86C2">
             <wp:extent cx="2680244" cy="5529580"/>
             <wp:effectExtent l="0" t="0" r="6350" b="0"/>
             <wp:docPr id="1288727239" name="Image 6"/>
@@ -1619,7 +1627,15 @@
     </w:p>
     <w:p>
       <w:r>
-        <w:t>(capture)</w:t>
+        <w:t>(</w:t>
+      </w:r>
+      <w:proofErr w:type="gramStart"/>
+      <w:r>
+        <w:t>capture</w:t>
+      </w:r>
+      <w:proofErr w:type="gramEnd"/>
+      <w:r>
+        <w:t>)</w:t>
       </w:r>
     </w:p>
     <w:p/>
@@ -2931,10 +2947,12 @@
         </w:tabs>
       </w:pPr>
       <w:proofErr w:type="spellStart"/>
+      <w:proofErr w:type="gramStart"/>
       <w:r>
         <w:t>parseRoles</w:t>
       </w:r>
       <w:proofErr w:type="spellEnd"/>
+      <w:proofErr w:type="gramEnd"/>
       <w:r>
         <w:t xml:space="preserve"> : </w:t>
       </w:r>
@@ -2979,10 +2997,12 @@
         </w:tabs>
       </w:pPr>
       <w:proofErr w:type="spellStart"/>
+      <w:proofErr w:type="gramStart"/>
       <w:r>
         <w:t>resolveAppRole</w:t>
       </w:r>
       <w:proofErr w:type="spellEnd"/>
+      <w:proofErr w:type="gramEnd"/>
       <w:r>
         <w:t> : distinguer les rôles</w:t>
       </w:r>
@@ -3057,30 +3077,15 @@
                         <w:txbxContent>
                           <w:p>
                             <w:r>
-                              <w:t>Ici on prend en paramètre le</w:t>
-                            </w:r>
-                            <w:r>
-                              <w:t xml:space="preserve">s </w:t>
+                              <w:t xml:space="preserve">Ici on prend en paramètre les </w:t>
                             </w:r>
                             <w:proofErr w:type="spellStart"/>
                             <w:r>
-                              <w:t>role</w:t>
-                            </w:r>
-                            <w:r>
-                              <w:t>s</w:t>
+                              <w:t>roles</w:t>
                             </w:r>
                             <w:proofErr w:type="spellEnd"/>
                             <w:r>
-                              <w:t xml:space="preserve"> </w:t>
-                            </w:r>
-                            <w:r>
-                              <w:t>dans son intégralité</w:t>
-                            </w:r>
-                            <w:r>
-                              <w:t>)</w:t>
-                            </w:r>
-                            <w:r>
-                              <w:t xml:space="preserve"> et on ira chercher les différents </w:t>
+                              <w:t xml:space="preserve"> dans son intégralité) et on ira chercher les différents </w:t>
                             </w:r>
                             <w:proofErr w:type="spellStart"/>
                             <w:r>
@@ -3139,30 +3144,15 @@
                   <w:txbxContent>
                     <w:p>
                       <w:r>
-                        <w:t>Ici on prend en paramètre le</w:t>
-                      </w:r>
-                      <w:r>
-                        <w:t xml:space="preserve">s </w:t>
+                        <w:t xml:space="preserve">Ici on prend en paramètre les </w:t>
                       </w:r>
                       <w:proofErr w:type="spellStart"/>
                       <w:r>
-                        <w:t>role</w:t>
-                      </w:r>
-                      <w:r>
-                        <w:t>s</w:t>
+                        <w:t>roles</w:t>
                       </w:r>
                       <w:proofErr w:type="spellEnd"/>
                       <w:r>
-                        <w:t xml:space="preserve"> </w:t>
-                      </w:r>
-                      <w:r>
-                        <w:t>dans son intégralité</w:t>
-                      </w:r>
-                      <w:r>
-                        <w:t>)</w:t>
-                      </w:r>
-                      <w:r>
-                        <w:t xml:space="preserve"> et on ira chercher les différents </w:t>
+                        <w:t xml:space="preserve"> dans son intégralité) et on ira chercher les différents </w:t>
                       </w:r>
                       <w:proofErr w:type="spellStart"/>
                       <w:r>
@@ -3697,10 +3687,12 @@
         <w:t xml:space="preserve"> en une variable les informations nécessaires pour se connecter (</w:t>
       </w:r>
       <w:proofErr w:type="spellStart"/>
+      <w:proofErr w:type="gramStart"/>
       <w:r>
         <w:t>email,password</w:t>
       </w:r>
       <w:proofErr w:type="spellEnd"/>
+      <w:proofErr w:type="gramEnd"/>
       <w:r>
         <w:t>)</w:t>
       </w:r>
@@ -3715,6 +3707,9 @@
         </w:tabs>
       </w:pPr>
       <w:r>
+        <w:rPr>
+          <w:noProof/>
+        </w:rPr>
         <w:drawing>
           <wp:inline distT="0" distB="0" distL="0" distR="0" wp14:anchorId="72D29B89" wp14:editId="14A5D686">
             <wp:extent cx="3658111" cy="533474"/>
@@ -3775,6 +3770,9 @@
         </w:tabs>
       </w:pPr>
       <w:r>
+        <w:rPr>
+          <w:noProof/>
+        </w:rPr>
         <w:drawing>
           <wp:inline distT="0" distB="0" distL="0" distR="0" wp14:anchorId="005F2E9C" wp14:editId="326AAF80">
             <wp:extent cx="5760720" cy="509270"/>
@@ -3819,6 +3817,9 @@
         </w:tabs>
       </w:pPr>
       <w:r>
+        <w:rPr>
+          <w:noProof/>
+        </w:rPr>
         <w:drawing>
           <wp:inline distT="0" distB="0" distL="0" distR="0" wp14:anchorId="23BB9236" wp14:editId="0BF57223">
             <wp:extent cx="5760720" cy="273050"/>
@@ -3882,6 +3883,9 @@
         </w:tabs>
       </w:pPr>
       <w:r>
+        <w:rPr>
+          <w:noProof/>
+        </w:rPr>
         <w:drawing>
           <wp:inline distT="0" distB="0" distL="0" distR="0" wp14:anchorId="7DF3C7CD" wp14:editId="0C44EC9A">
             <wp:extent cx="4163006" cy="228632"/>
@@ -3936,6 +3940,9 @@
         </w:tabs>
       </w:pPr>
       <w:r>
+        <w:rPr>
+          <w:noProof/>
+        </w:rPr>
         <w:lastRenderedPageBreak/>
         <w:drawing>
           <wp:inline distT="0" distB="0" distL="0" distR="0" wp14:anchorId="0C660BBA" wp14:editId="71270104">
@@ -3999,6 +4006,9 @@
         <w:jc w:val="center"/>
       </w:pPr>
       <w:r>
+        <w:rPr>
+          <w:noProof/>
+        </w:rPr>
         <w:drawing>
           <wp:inline distT="0" distB="0" distL="0" distR="0" wp14:anchorId="3B69E0F3" wp14:editId="67E7AAC8">
             <wp:extent cx="2029108" cy="238158"/>
@@ -4052,11 +4062,339 @@
         <w:tabs>
           <w:tab w:val="left" w:pos="5172"/>
         </w:tabs>
+        <w:jc w:val="both"/>
+      </w:pPr>
+    </w:p>
+    <w:p>
+      <w:pPr>
+        <w:tabs>
+          <w:tab w:val="left" w:pos="5172"/>
+        </w:tabs>
+        <w:jc w:val="both"/>
+      </w:pPr>
+      <w:r>
+        <w:t xml:space="preserve">On définit une variable </w:t>
+      </w:r>
+      <w:proofErr w:type="spellStart"/>
+      <w:r>
+        <w:t>normalizedHash</w:t>
+      </w:r>
+      <w:proofErr w:type="spellEnd"/>
+      <w:r>
+        <w:t xml:space="preserve"> qui viendra corriger le format du hash que produit le module </w:t>
+      </w:r>
+      <w:proofErr w:type="spellStart"/>
+      <w:r>
+        <w:t>bcrypt</w:t>
+      </w:r>
+      <w:proofErr w:type="spellEnd"/>
+      <w:r>
+        <w:t xml:space="preserve"> afin de le rendre compatible avec Node.js</w:t>
+      </w:r>
+    </w:p>
+    <w:p>
+      <w:pPr>
+        <w:tabs>
+          <w:tab w:val="left" w:pos="5172"/>
+        </w:tabs>
+        <w:jc w:val="both"/>
+      </w:pPr>
+      <w:r>
+        <w:t xml:space="preserve">Il vérifie dans un premier temps qu’il s’agit d’une chaîne de caractère puis remplacer le format du hash, le hash reste le même mais il est corrigé afin que cela ne </w:t>
+      </w:r>
+      <w:proofErr w:type="spellStart"/>
+      <w:r>
+        <w:t>crash</w:t>
+      </w:r>
+      <w:proofErr w:type="spellEnd"/>
+      <w:r>
+        <w:t xml:space="preserve"> pas.</w:t>
+      </w:r>
+    </w:p>
+    <w:p>
+      <w:pPr>
+        <w:tabs>
+          <w:tab w:val="left" w:pos="5172"/>
+        </w:tabs>
+        <w:jc w:val="both"/>
+      </w:pPr>
+      <w:r>
+        <w:t xml:space="preserve">Si le caractère n’est pas une chaîne alors on met une chaine vide </w:t>
+      </w:r>
+    </w:p>
+    <w:p>
+      <w:pPr>
+        <w:tabs>
+          <w:tab w:val="left" w:pos="5172"/>
+        </w:tabs>
+        <w:jc w:val="both"/>
+      </w:pPr>
+      <w:r>
+        <w:t xml:space="preserve">Ce code est là pour vérifier que le hash existe et éviter les erreurs avec </w:t>
+      </w:r>
+      <w:proofErr w:type="spellStart"/>
+      <w:r>
+        <w:t>bcrypt</w:t>
+      </w:r>
+      <w:proofErr w:type="spellEnd"/>
+      <w:r>
+        <w:t xml:space="preserve"> </w:t>
+      </w:r>
+    </w:p>
+    <w:p>
+      <w:pPr>
+        <w:tabs>
+          <w:tab w:val="left" w:pos="5172"/>
+        </w:tabs>
+        <w:jc w:val="both"/>
+      </w:pPr>
+      <w:r>
+        <w:drawing>
+          <wp:inline distT="0" distB="0" distL="0" distR="0" wp14:anchorId="3076342E" wp14:editId="41BC9EA7">
+            <wp:extent cx="4858428" cy="590632"/>
+            <wp:effectExtent l="0" t="0" r="0" b="0"/>
+            <wp:docPr id="1655620178" name="Image 1"/>
+            <wp:cNvGraphicFramePr>
+              <a:graphicFrameLocks xmlns:a="http://schemas.openxmlformats.org/drawingml/2006/main" noChangeAspect="1"/>
+            </wp:cNvGraphicFramePr>
+            <a:graphic xmlns:a="http://schemas.openxmlformats.org/drawingml/2006/main">
+              <a:graphicData uri="http://schemas.openxmlformats.org/drawingml/2006/picture">
+                <pic:pic xmlns:pic="http://schemas.openxmlformats.org/drawingml/2006/picture">
+                  <pic:nvPicPr>
+                    <pic:cNvPr id="1655620178" name=""/>
+                    <pic:cNvPicPr/>
+                  </pic:nvPicPr>
+                  <pic:blipFill>
+                    <a:blip r:embed="rId36"/>
+                    <a:stretch>
+                      <a:fillRect/>
+                    </a:stretch>
+                  </pic:blipFill>
+                  <pic:spPr>
+                    <a:xfrm>
+                      <a:off x="0" y="0"/>
+                      <a:ext cx="4858428" cy="590632"/>
+                    </a:xfrm>
+                    <a:prstGeom prst="rect">
+                      <a:avLst/>
+                    </a:prstGeom>
+                  </pic:spPr>
+                </pic:pic>
+              </a:graphicData>
+            </a:graphic>
+          </wp:inline>
+        </w:drawing>
+      </w:r>
+    </w:p>
+    <w:p>
+      <w:pPr>
+        <w:tabs>
+          <w:tab w:val="left" w:pos="5172"/>
+        </w:tabs>
+        <w:jc w:val="both"/>
+      </w:pPr>
+    </w:p>
+    <w:p>
+      <w:pPr>
+        <w:tabs>
+          <w:tab w:val="left" w:pos="5172"/>
+        </w:tabs>
+        <w:jc w:val="both"/>
+      </w:pPr>
+      <w:r>
+        <w:t xml:space="preserve">On vérifie que le mot de passe est valide, donc qu’il soit exact et </w:t>
+      </w:r>
+      <w:proofErr w:type="spellStart"/>
+      <w:r>
+        <w:t>hashé</w:t>
+      </w:r>
+      <w:proofErr w:type="spellEnd"/>
+      <w:r>
+        <w:t xml:space="preserve"> sinon on </w:t>
+      </w:r>
+      <w:proofErr w:type="spellStart"/>
+      <w:r>
+        <w:t>envoit</w:t>
+      </w:r>
+      <w:proofErr w:type="spellEnd"/>
+      <w:r>
+        <w:t xml:space="preserve"> un message d’erreur indiquant qu’il faut refaire la saisie</w:t>
+      </w:r>
+    </w:p>
+    <w:p>
+      <w:pPr>
+        <w:tabs>
+          <w:tab w:val="left" w:pos="5172"/>
+        </w:tabs>
+        <w:jc w:val="both"/>
+      </w:pPr>
+      <w:r>
+        <w:drawing>
+          <wp:inline distT="0" distB="0" distL="0" distR="0" wp14:anchorId="72CB26DA" wp14:editId="58A018BA">
+            <wp:extent cx="5760720" cy="705485"/>
+            <wp:effectExtent l="0" t="0" r="0" b="0"/>
+            <wp:docPr id="369400632" name="Image 1"/>
+            <wp:cNvGraphicFramePr>
+              <a:graphicFrameLocks xmlns:a="http://schemas.openxmlformats.org/drawingml/2006/main" noChangeAspect="1"/>
+            </wp:cNvGraphicFramePr>
+            <a:graphic xmlns:a="http://schemas.openxmlformats.org/drawingml/2006/main">
+              <a:graphicData uri="http://schemas.openxmlformats.org/drawingml/2006/picture">
+                <pic:pic xmlns:pic="http://schemas.openxmlformats.org/drawingml/2006/picture">
+                  <pic:nvPicPr>
+                    <pic:cNvPr id="369400632" name=""/>
+                    <pic:cNvPicPr/>
+                  </pic:nvPicPr>
+                  <pic:blipFill>
+                    <a:blip r:embed="rId37"/>
+                    <a:stretch>
+                      <a:fillRect/>
+                    </a:stretch>
+                  </pic:blipFill>
+                  <pic:spPr>
+                    <a:xfrm>
+                      <a:off x="0" y="0"/>
+                      <a:ext cx="5760720" cy="705485"/>
+                    </a:xfrm>
+                    <a:prstGeom prst="rect">
+                      <a:avLst/>
+                    </a:prstGeom>
+                  </pic:spPr>
+                </pic:pic>
+              </a:graphicData>
+            </a:graphic>
+          </wp:inline>
+        </w:drawing>
+      </w:r>
+    </w:p>
+    <w:p>
+      <w:pPr>
+        <w:tabs>
+          <w:tab w:val="left" w:pos="1905"/>
+        </w:tabs>
+      </w:pPr>
+    </w:p>
+    <w:p>
+      <w:pPr>
+        <w:tabs>
+          <w:tab w:val="left" w:pos="5172"/>
+        </w:tabs>
+      </w:pPr>
+      <w:r>
+        <w:t xml:space="preserve">On définit deux variables pour les retours de </w:t>
+      </w:r>
+      <w:proofErr w:type="spellStart"/>
+      <w:r>
+        <w:t>parseRoles</w:t>
+      </w:r>
+      <w:proofErr w:type="spellEnd"/>
+      <w:r>
+        <w:t xml:space="preserve"> et </w:t>
+      </w:r>
+      <w:proofErr w:type="spellStart"/>
+      <w:r>
+        <w:t>resolveAppRole</w:t>
+      </w:r>
+      <w:proofErr w:type="spellEnd"/>
+      <w:r>
+        <w:t xml:space="preserve"> avec les </w:t>
+      </w:r>
+      <w:proofErr w:type="spellStart"/>
+      <w:r>
+        <w:t>roles</w:t>
+      </w:r>
+      <w:proofErr w:type="spellEnd"/>
+      <w:r>
+        <w:t xml:space="preserve"> issus de la base de données pour identifier le bon </w:t>
+      </w:r>
+      <w:proofErr w:type="spellStart"/>
+      <w:r>
+        <w:t>role</w:t>
+      </w:r>
+      <w:proofErr w:type="spellEnd"/>
+      <w:r>
+        <w:t xml:space="preserve"> et permettre l’accès à l’application</w:t>
+      </w:r>
+    </w:p>
+    <w:p>
+      <w:pPr>
+        <w:tabs>
+          <w:tab w:val="left" w:pos="5172"/>
+        </w:tabs>
+      </w:pPr>
+      <w:r>
+        <w:t xml:space="preserve">Si cela se révèle être faux alors on n’autorise pas l’accès, autrement on </w:t>
+      </w:r>
+      <w:proofErr w:type="spellStart"/>
+      <w:r>
+        <w:t>renvoit</w:t>
+      </w:r>
+      <w:proofErr w:type="spellEnd"/>
+      <w:r>
+        <w:t xml:space="preserve"> un succès et l’utilisateur peut se connecter</w:t>
+      </w:r>
+    </w:p>
+    <w:p>
+      <w:pPr>
+        <w:tabs>
+          <w:tab w:val="left" w:pos="5172"/>
+        </w:tabs>
+      </w:pPr>
+      <w:r>
+        <w:lastRenderedPageBreak/>
+        <w:drawing>
+          <wp:inline distT="0" distB="0" distL="0" distR="0" wp14:anchorId="3E64BE9E" wp14:editId="0B1A88CA">
+            <wp:extent cx="5760720" cy="2727960"/>
+            <wp:effectExtent l="0" t="0" r="0" b="0"/>
+            <wp:docPr id="1864115663" name="Image 1"/>
+            <wp:cNvGraphicFramePr>
+              <a:graphicFrameLocks xmlns:a="http://schemas.openxmlformats.org/drawingml/2006/main" noChangeAspect="1"/>
+            </wp:cNvGraphicFramePr>
+            <a:graphic xmlns:a="http://schemas.openxmlformats.org/drawingml/2006/main">
+              <a:graphicData uri="http://schemas.openxmlformats.org/drawingml/2006/picture">
+                <pic:pic xmlns:pic="http://schemas.openxmlformats.org/drawingml/2006/picture">
+                  <pic:nvPicPr>
+                    <pic:cNvPr id="1864115663" name=""/>
+                    <pic:cNvPicPr/>
+                  </pic:nvPicPr>
+                  <pic:blipFill>
+                    <a:blip r:embed="rId38"/>
+                    <a:stretch>
+                      <a:fillRect/>
+                    </a:stretch>
+                  </pic:blipFill>
+                  <pic:spPr>
+                    <a:xfrm>
+                      <a:off x="0" y="0"/>
+                      <a:ext cx="5760720" cy="2727960"/>
+                    </a:xfrm>
+                    <a:prstGeom prst="rect">
+                      <a:avLst/>
+                    </a:prstGeom>
+                  </pic:spPr>
+                </pic:pic>
+              </a:graphicData>
+            </a:graphic>
+          </wp:inline>
+        </w:drawing>
+      </w:r>
+    </w:p>
+    <w:p>
+      <w:pPr>
+        <w:tabs>
+          <w:tab w:val="left" w:pos="5172"/>
+        </w:tabs>
+      </w:pPr>
+    </w:p>
+    <w:p>
+      <w:pPr>
+        <w:tabs>
+          <w:tab w:val="left" w:pos="5172"/>
+        </w:tabs>
       </w:pPr>
     </w:p>
     <w:sectPr>
-      <w:headerReference w:type="default" r:id="rId36"/>
-      <w:footerReference w:type="default" r:id="rId37"/>
+      <w:headerReference w:type="default" r:id="rId39"/>
+      <w:footerReference w:type="default" r:id="rId40"/>
       <w:pgSz w:w="11906" w:h="16838"/>
       <w:pgMar w:top="1417" w:right="1417" w:bottom="1417" w:left="1417" w:header="708" w:footer="708" w:gutter="0"/>
       <w:cols w:space="708"/>
